--- a/Документация на дипломен проект.docx
+++ b/Документация на дипломен проект.docx
@@ -599,21 +599,15 @@
         <w:rPr>
           <w:lang w:val="bg-BG"/>
         </w:rPr>
-        <w:t>Направление: код 481 „</w:t>
-      </w:r>
-      <w:proofErr w:type="spellStart"/>
+        <w:t>Направление: код 481 „Компю</w:t>
+      </w:r>
+      <w:bookmarkStart w:id="2" w:name="_GoBack"/>
+      <w:bookmarkEnd w:id="2"/>
       <w:r>
         <w:rPr>
           <w:lang w:val="bg-BG"/>
         </w:rPr>
-        <w:t>Компщтърни</w:t>
-      </w:r>
-      <w:proofErr w:type="spellEnd"/>
-      <w:r>
-        <w:rPr>
-          <w:lang w:val="bg-BG"/>
-        </w:rPr>
-        <w:t xml:space="preserve"> науки“</w:t>
+        <w:t>търни науки“</w:t>
       </w:r>
       <w:r>
         <w:br/>
@@ -686,8 +680,6 @@
         <w:t>2026</w:t>
       </w:r>
     </w:p>
-    <w:bookmarkStart w:id="2" w:name="_GoBack"/>
-    <w:bookmarkEnd w:id="2"/>
     <w:p>
       <w:pPr>
         <w:spacing w:line="360" w:lineRule="auto"/>
@@ -1235,6 +1227,64 @@
           <w:lang w:val="bg-BG" w:eastAsia="bg-BG"/>
         </w:rPr>
       </w:pPr>
+      <w:proofErr w:type="spellStart"/>
+      <w:r>
+        <w:rPr>
+          <w:b/>
+          <w:sz w:val="26"/>
+          <w:szCs w:val="26"/>
+        </w:rPr>
+        <w:t>Връзка</w:t>
+      </w:r>
+      <w:proofErr w:type="spellEnd"/>
+      <w:r>
+        <w:rPr>
+          <w:b/>
+          <w:sz w:val="26"/>
+          <w:szCs w:val="26"/>
+        </w:rPr>
+        <w:t xml:space="preserve"> </w:t>
+      </w:r>
+      <w:proofErr w:type="spellStart"/>
+      <w:r>
+        <w:rPr>
+          <w:b/>
+          <w:sz w:val="26"/>
+          <w:szCs w:val="26"/>
+        </w:rPr>
+        <w:t>към</w:t>
+      </w:r>
+      <w:proofErr w:type="spellEnd"/>
+      <w:r>
+        <w:rPr>
+          <w:b/>
+          <w:sz w:val="26"/>
+          <w:szCs w:val="26"/>
+        </w:rPr>
+        <w:t xml:space="preserve"> </w:t>
+      </w:r>
+      <w:proofErr w:type="spellStart"/>
+      <w:r>
+        <w:rPr>
+          <w:b/>
+          <w:sz w:val="26"/>
+          <w:szCs w:val="26"/>
+        </w:rPr>
+        <w:t>проекта</w:t>
+      </w:r>
+      <w:proofErr w:type="spellEnd"/>
+    </w:p>
+    <w:p>
+      <w:pPr>
+        <w:spacing w:before="100" w:beforeAutospacing="1" w:after="100" w:afterAutospacing="1" w:line="360" w:lineRule="auto"/>
+        <w:rPr>
+          <w:rFonts w:cs="Times New Roman"/>
+          <w:b/>
+          <w:sz w:val="26"/>
+          <w:szCs w:val="26"/>
+          <w:lang w:val="bg-BG" w:eastAsia="bg-BG"/>
+        </w:rPr>
+      </w:pPr>
       <w:r>
         <w:rPr>
           <w:rFonts w:cs="Times New Roman"/>
@@ -1308,112 +1358,301 @@
           <w:szCs w:val="28"/>
           <w:lang w:val="bg-BG" w:eastAsia="bg-BG"/>
         </w:rPr>
+        <w:t>УВОД</w:t>
+      </w:r>
+    </w:p>
+    <w:p>
+      <w:pPr>
+        <w:spacing w:after="0" w:line="360" w:lineRule="auto"/>
+        <w:ind w:firstLine="709"/>
+        <w:jc w:val="both"/>
+        <w:rPr>
+          <w:rFonts w:cs="Times New Roman"/>
+          <w:lang w:val="bg-BG" w:eastAsia="bg-BG"/>
+        </w:rPr>
+      </w:pPr>
+      <w:r>
+        <w:rPr>
+          <w:rFonts w:cs="Times New Roman"/>
+          <w:lang w:val="bg-BG" w:eastAsia="bg-BG"/>
+        </w:rPr>
+        <w:t>В съвременното общество информационните технологии се развиват с изключително бързи темпове и оказват значително влияние върху всички сфери на човешката дейност, включително и върху образованието. Все по-голяма част от комуникацията, обмена на информация и управлението на различни процеси се осъществяват чрез интернет и уеб базирани системи. Това води до необходимостта училищата да използват модерни информационни технологии, които да подпомагат организацията на дейностите и комуникацията между участниците в образователния процес.</w:t>
+      </w:r>
+    </w:p>
+    <w:p>
+      <w:pPr>
+        <w:spacing w:after="0" w:line="360" w:lineRule="auto"/>
+        <w:ind w:firstLine="709"/>
+        <w:jc w:val="both"/>
+        <w:rPr>
+          <w:rFonts w:cs="Times New Roman"/>
+          <w:lang w:val="bg-BG" w:eastAsia="bg-BG"/>
+        </w:rPr>
+      </w:pPr>
+      <w:r>
+        <w:rPr>
+          <w:rFonts w:cs="Times New Roman"/>
+          <w:lang w:val="bg-BG" w:eastAsia="bg-BG"/>
+        </w:rPr>
+        <w:t>В съвременното училище информацията трябва да се разпространява бързо, ясно и на едно място. Ученици, родители и учители ежедневно търсят информация за предстоящи инициативи, състезания, училищни празници, кампании, културни събития и други дейности, които са част от училищния живот. Освен това често се публикуват новини за постижения на ученици, участие в състезания, реализирани проекти и различни училищни инициативи. Тази информация е важна както за учениците, така и за родителите и учителите, тъй като създава по-голяма информираност и стимулира участието в училищния живот.</w:t>
+      </w:r>
+    </w:p>
+    <w:p>
+      <w:pPr>
+        <w:spacing w:before="100" w:beforeAutospacing="1" w:after="100" w:afterAutospacing="1" w:line="360" w:lineRule="auto"/>
+        <w:ind w:firstLine="709"/>
+        <w:jc w:val="both"/>
+        <w:rPr>
+          <w:rFonts w:cs="Times New Roman"/>
+          <w:lang w:val="bg-BG" w:eastAsia="bg-BG"/>
+        </w:rPr>
+      </w:pPr>
+      <w:r>
+        <w:rPr>
+          <w:rFonts w:cs="Times New Roman"/>
+          <w:lang w:val="bg-BG" w:eastAsia="bg-BG"/>
+        </w:rPr>
+        <w:t>В много случаи обаче информацията се пу</w:t>
+      </w:r>
+      <w:r>
+        <w:rPr>
+          <w:rFonts w:cs="Times New Roman"/>
+          <w:lang w:val="bg-BG" w:eastAsia="bg-BG"/>
+        </w:rPr>
+        <w:t>бликува по неорганизиран начин -</w:t>
+      </w:r>
+      <w:r>
+        <w:rPr>
+          <w:rFonts w:cs="Times New Roman"/>
+          <w:lang w:val="bg-BG" w:eastAsia="bg-BG"/>
+        </w:rPr>
+        <w:t xml:space="preserve"> чрез социални мрежи, различни чат групи, електронна поща или чрез остарели уеб сайтове, които трудно се поддържат. Подобен начин на разпространение на информация може да доведе до редица проблеми, като например пропускане на важни събития, затруднен достъп до информация и липса на централизирана система за управление на съдържанието. Освен това липсата на единна платформа затруднява както администрацията на училището, така и учениците и родителите, които търсят информация.</w:t>
+      </w:r>
+    </w:p>
+    <w:p>
+      <w:pPr>
+        <w:spacing w:before="100" w:beforeAutospacing="1" w:after="100" w:afterAutospacing="1" w:line="360" w:lineRule="auto"/>
+        <w:ind w:firstLine="709"/>
+        <w:jc w:val="both"/>
+        <w:rPr>
+          <w:rFonts w:cs="Times New Roman"/>
+          <w:lang w:val="bg-BG" w:eastAsia="bg-BG"/>
+        </w:rPr>
+      </w:pPr>
+      <w:r>
+        <w:rPr>
+          <w:rFonts w:cs="Times New Roman"/>
+          <w:lang w:val="bg-BG" w:eastAsia="bg-BG"/>
+        </w:rPr>
+        <w:t>Друг често срещан проблем е, че много училищни сайтове не предоставят удобни инструменти за публикуване и управление на съдържание. В някои случаи добавянето на новини или събития изисква технически познания, което затруднява учителите или административния персонал. Това води до рядко обновяване на информацията и намалява ефективността на сайта като информационен източник.</w:t>
+      </w:r>
+    </w:p>
+    <w:p>
+      <w:pPr>
+        <w:spacing w:before="100" w:beforeAutospacing="1" w:after="100" w:afterAutospacing="1" w:line="360" w:lineRule="auto"/>
+        <w:ind w:firstLine="709"/>
+        <w:jc w:val="both"/>
+        <w:rPr>
+          <w:rFonts w:cs="Times New Roman"/>
+          <w:lang w:val="bg-BG" w:eastAsia="bg-BG"/>
+        </w:rPr>
+      </w:pPr>
+      <w:r>
+        <w:rPr>
+          <w:rFonts w:cs="Times New Roman"/>
+          <w:lang w:val="bg-BG" w:eastAsia="bg-BG"/>
+        </w:rPr>
         <w:lastRenderedPageBreak/>
-        <w:t>УВОД</w:t>
-      </w:r>
-    </w:p>
-    <w:p>
-      <w:pPr>
-        <w:spacing w:after="0" w:line="360" w:lineRule="auto"/>
-        <w:ind w:firstLine="709"/>
-        <w:jc w:val="both"/>
-        <w:rPr>
-          <w:rFonts w:cs="Times New Roman"/>
-          <w:lang w:val="bg-BG" w:eastAsia="bg-BG"/>
-        </w:rPr>
-      </w:pPr>
-      <w:r>
-        <w:rPr>
-          <w:rFonts w:cs="Times New Roman"/>
-          <w:lang w:val="bg-BG" w:eastAsia="bg-BG"/>
-        </w:rPr>
-        <w:t>В съвременното общество информационните технологии се развиват с изключително бързи темпове и оказват значително влияние върху всички сфери на човешката дейност, включително и върху образованието. Все по-голяма част от комуникацията, обмена на информация и управлението на различни процеси се осъществяват чрез интернет и уеб базирани системи. Това води до необходимостта училищата да използват модерни информационни технологии, които да подпомагат организацията на дейностите и комуникацията между участниците в образователния процес.</w:t>
-      </w:r>
-    </w:p>
-    <w:p>
-      <w:pPr>
-        <w:spacing w:after="0" w:line="360" w:lineRule="auto"/>
-        <w:ind w:firstLine="709"/>
-        <w:jc w:val="both"/>
-        <w:rPr>
-          <w:rFonts w:cs="Times New Roman"/>
-          <w:lang w:val="bg-BG" w:eastAsia="bg-BG"/>
-        </w:rPr>
-      </w:pPr>
-      <w:r>
-        <w:rPr>
-          <w:rFonts w:cs="Times New Roman"/>
-          <w:lang w:val="bg-BG" w:eastAsia="bg-BG"/>
-        </w:rPr>
-        <w:t>В съвременното училище информацията трябва да се разпространява бързо, ясно и на едно място. Ученици, родители и учители ежедневно търсят информация за предстоящи инициативи, състезания, училищни празници, кампании, културни събития и други дейности, които са част от училищния живот. Освен това често се публикуват новини за постижения на ученици, участие в състезания, реализирани проекти и различни училищни инициативи. Тази информация е важна както за учениците, така и за родителите и учителите, тъй като създава по-голяма информираност и стимулира участието в училищния живот.</w:t>
-      </w:r>
-    </w:p>
-    <w:p>
-      <w:pPr>
-        <w:spacing w:before="100" w:beforeAutospacing="1" w:after="100" w:afterAutospacing="1" w:line="360" w:lineRule="auto"/>
-        <w:ind w:firstLine="709"/>
-        <w:jc w:val="both"/>
-        <w:rPr>
-          <w:rFonts w:cs="Times New Roman"/>
-          <w:lang w:val="bg-BG" w:eastAsia="bg-BG"/>
-        </w:rPr>
-      </w:pPr>
-      <w:r>
-        <w:rPr>
-          <w:rFonts w:cs="Times New Roman"/>
-          <w:lang w:val="bg-BG" w:eastAsia="bg-BG"/>
-        </w:rPr>
-        <w:t>В много случаи обаче информацията се пу</w:t>
-      </w:r>
-      <w:r>
-        <w:rPr>
-          <w:rFonts w:cs="Times New Roman"/>
-          <w:lang w:val="bg-BG" w:eastAsia="bg-BG"/>
-        </w:rPr>
-        <w:t>бликува по неорганизиран начин -</w:t>
-      </w:r>
-      <w:r>
-        <w:rPr>
-          <w:rFonts w:cs="Times New Roman"/>
-          <w:lang w:val="bg-BG" w:eastAsia="bg-BG"/>
-        </w:rPr>
-        <w:t xml:space="preserve"> чрез социални мрежи, различни чат групи, електронна поща или чрез остарели уеб сайтове, които трудно се поддържат. Подобен начин на разпространение на информация може да доведе до редица проблеми, като например пропускане на важни събития, затруднен достъп до информация и липса на централизирана система за управление на съдържанието. Освен това липсата на единна платформа затруднява както администрацията на училището, така и учениците и родителите, които търсят информация.</w:t>
-      </w:r>
-    </w:p>
-    <w:p>
-      <w:pPr>
-        <w:spacing w:before="100" w:beforeAutospacing="1" w:after="100" w:afterAutospacing="1" w:line="360" w:lineRule="auto"/>
-        <w:ind w:firstLine="709"/>
-        <w:jc w:val="both"/>
-        <w:rPr>
-          <w:rFonts w:cs="Times New Roman"/>
-          <w:lang w:val="bg-BG" w:eastAsia="bg-BG"/>
-        </w:rPr>
-      </w:pPr>
-      <w:r>
-        <w:rPr>
-          <w:rFonts w:cs="Times New Roman"/>
-          <w:lang w:val="bg-BG" w:eastAsia="bg-BG"/>
-        </w:rPr>
-        <w:t>Друг често срещан проблем е, че много училищни сайтове не предоставят удобни инструменти за публикуване и управление на съдържание. В някои случаи добавянето на новини или събития изисква технически познания, което затруднява учителите или административния персонал. Това води до рядко обновяване на информацията и намалява ефективността на сайта като информационен източник.</w:t>
-      </w:r>
-    </w:p>
-    <w:p>
-      <w:pPr>
-        <w:spacing w:before="100" w:beforeAutospacing="1" w:after="100" w:afterAutospacing="1" w:line="360" w:lineRule="auto"/>
-        <w:ind w:firstLine="709"/>
-        <w:jc w:val="both"/>
-        <w:rPr>
-          <w:rFonts w:cs="Times New Roman"/>
-          <w:lang w:val="bg-BG" w:eastAsia="bg-BG"/>
-        </w:rPr>
-      </w:pPr>
-      <w:r>
-        <w:rPr>
-          <w:rFonts w:cs="Times New Roman"/>
-          <w:lang w:val="bg-BG" w:eastAsia="bg-BG"/>
-        </w:rPr>
-        <w:t xml:space="preserve">Поради тези причини възниква необходимостта от създаването на модерна уеб базирана информационна система, която да позволява централизирано публикуване и </w:t>
+        <w:t>Поради тези причини възниква необходимостта от създаването на модерна уеб базирана информационна система, която да позволява централизирано публикуване и управление на училищно съдържание. Такава система може значително да подобри комуникацията между ученици, учители и родители, както и да улесни достъпа до актуална информация за всички участници в образователния процес.</w:t>
+      </w:r>
+    </w:p>
+    <w:p>
+      <w:pPr>
+        <w:spacing w:before="100" w:beforeAutospacing="1" w:after="100" w:afterAutospacing="1" w:line="360" w:lineRule="auto"/>
+        <w:ind w:firstLine="709"/>
+        <w:jc w:val="both"/>
+        <w:rPr>
+          <w:rFonts w:cs="Times New Roman"/>
+          <w:lang w:val="bg-BG" w:eastAsia="bg-BG"/>
+        </w:rPr>
+      </w:pPr>
+      <w:r>
+        <w:rPr>
+          <w:rFonts w:cs="Times New Roman"/>
+          <w:lang w:val="bg-BG" w:eastAsia="bg-BG"/>
+        </w:rPr>
+        <w:t>Освен практическите ползи, подобна система допринася и за изграждането на по-добър публичен образ на училището. Един модерен и добре структуриран уеб портал създава усещане за професионална, модерна и добре организирана институция. Това е важно както за настоящите ученици и родители, така и за бъдещи ученици, които се интересуват от възможностите, които предлага дадено училище.</w:t>
+      </w:r>
+    </w:p>
+    <w:p>
+      <w:pPr>
+        <w:spacing w:before="100" w:beforeAutospacing="1" w:after="100" w:afterAutospacing="1" w:line="360" w:lineRule="auto"/>
+        <w:ind w:firstLine="709"/>
+        <w:jc w:val="both"/>
+        <w:rPr>
+          <w:rFonts w:cs="Times New Roman"/>
+          <w:lang w:val="bg-BG" w:eastAsia="bg-BG"/>
+        </w:rPr>
+      </w:pPr>
+      <w:r>
+        <w:rPr>
+          <w:rFonts w:cs="Times New Roman"/>
+          <w:lang w:val="bg-BG" w:eastAsia="bg-BG"/>
+        </w:rPr>
+        <w:t xml:space="preserve">В тази връзка настоящият проект има за цел разработването на уеб приложение с наименование </w:t>
+      </w:r>
+      <w:r>
+        <w:rPr>
+          <w:rFonts w:cs="Times New Roman"/>
+          <w:b/>
+          <w:bCs/>
+          <w:lang w:val="bg-BG" w:eastAsia="bg-BG"/>
+        </w:rPr>
+        <w:t>„</w:t>
+      </w:r>
+      <w:proofErr w:type="spellStart"/>
+      <w:r>
+        <w:rPr>
+          <w:rFonts w:cs="Times New Roman"/>
+          <w:b/>
+          <w:bCs/>
+          <w:lang w:val="bg-BG" w:eastAsia="bg-BG"/>
+        </w:rPr>
+        <w:t>SchoolEvents</w:t>
+      </w:r>
+      <w:proofErr w:type="spellEnd"/>
+      <w:r>
+        <w:rPr>
+          <w:rFonts w:cs="Times New Roman"/>
+          <w:b/>
+          <w:bCs/>
+          <w:lang w:val="bg-BG" w:eastAsia="bg-BG"/>
+        </w:rPr>
+        <w:t>“</w:t>
+      </w:r>
+      <w:r>
+        <w:rPr>
+          <w:rFonts w:cs="Times New Roman"/>
+          <w:lang w:val="bg-BG" w:eastAsia="bg-BG"/>
+        </w:rPr>
+        <w:t>, което представлява информационна система за управление и публикуване на училищни събития, новини и друга важна информация. Основната идея на системата е да осигури централизирана платформа, чрез която училището може лесно да публикува и управлява съдържанието на своя уеб сайт.</w:t>
+      </w:r>
+    </w:p>
+    <w:p>
+      <w:pPr>
+        <w:spacing w:before="100" w:beforeAutospacing="1" w:after="100" w:afterAutospacing="1" w:line="360" w:lineRule="auto"/>
+        <w:ind w:firstLine="709"/>
+        <w:jc w:val="both"/>
+        <w:rPr>
+          <w:rFonts w:cs="Times New Roman"/>
+          <w:lang w:val="bg-BG" w:eastAsia="bg-BG"/>
+        </w:rPr>
+      </w:pPr>
+      <w:r>
+        <w:rPr>
+          <w:rFonts w:cs="Times New Roman"/>
+          <w:lang w:val="bg-BG" w:eastAsia="bg-BG"/>
+        </w:rPr>
+        <w:t>Разработеното приложение включва публична част, която е достъпна за всички посетители на сайта, както и административна част, предназначена за управление на съдържанието. Публичната част позволява на потребителите да разглеждат информация за събития, новини, галерия със снимки и контактна информация. По този начин ученици, родители и посетители могат бързо и лесно да получат актуална информация за дейностите на училището.</w:t>
+      </w:r>
+    </w:p>
+    <w:p>
+      <w:pPr>
+        <w:spacing w:before="100" w:beforeAutospacing="1" w:after="100" w:afterAutospacing="1" w:line="360" w:lineRule="auto"/>
+        <w:ind w:firstLine="709"/>
+        <w:jc w:val="both"/>
+        <w:rPr>
+          <w:rFonts w:cs="Times New Roman"/>
+          <w:lang w:val="bg-BG" w:eastAsia="bg-BG"/>
+        </w:rPr>
+      </w:pPr>
+      <w:r>
+        <w:rPr>
+          <w:rFonts w:cs="Times New Roman"/>
+          <w:lang w:val="bg-BG" w:eastAsia="bg-BG"/>
+        </w:rPr>
+        <w:t xml:space="preserve">Административната част, известна още като </w:t>
+      </w:r>
+      <w:proofErr w:type="spellStart"/>
+      <w:r>
+        <w:rPr>
+          <w:rFonts w:cs="Times New Roman"/>
+          <w:b/>
+          <w:bCs/>
+          <w:lang w:val="bg-BG" w:eastAsia="bg-BG"/>
+        </w:rPr>
+        <w:t>Admin</w:t>
+      </w:r>
+      <w:proofErr w:type="spellEnd"/>
+      <w:r>
+        <w:rPr>
+          <w:rFonts w:cs="Times New Roman"/>
+          <w:b/>
+          <w:bCs/>
+          <w:lang w:val="bg-BG" w:eastAsia="bg-BG"/>
+        </w:rPr>
+        <w:t xml:space="preserve"> панел</w:t>
+      </w:r>
+      <w:r>
+        <w:rPr>
+          <w:rFonts w:cs="Times New Roman"/>
+          <w:lang w:val="bg-BG" w:eastAsia="bg-BG"/>
+        </w:rPr>
+        <w:t>, предоставя възможност на администраторите да добавят, редактират и изтриват съдържание. Чрез този панел могат да се управляват събития, новини, снимки в галерията и съобщения от контактната форма. Това позволява системата да бъде лесна за поддръжка и да се актуализира бързо при необходимост.</w:t>
+      </w:r>
+    </w:p>
+    <w:p>
+      <w:pPr>
+        <w:spacing w:before="100" w:beforeAutospacing="1" w:after="100" w:afterAutospacing="1" w:line="360" w:lineRule="auto"/>
+        <w:ind w:firstLine="709"/>
+        <w:jc w:val="both"/>
+        <w:rPr>
+          <w:rFonts w:cs="Times New Roman"/>
+          <w:lang w:val="bg-BG" w:eastAsia="bg-BG"/>
+        </w:rPr>
+      </w:pPr>
+      <w:r>
+        <w:rPr>
+          <w:rFonts w:cs="Times New Roman"/>
+          <w:lang w:val="bg-BG" w:eastAsia="bg-BG"/>
+        </w:rPr>
+        <w:t xml:space="preserve">За разработката на системата са използвани съвременни технологии за създаване на уеб приложения. Основната технология е </w:t>
+      </w:r>
+      <w:r>
+        <w:rPr>
+          <w:rFonts w:cs="Times New Roman"/>
+          <w:b/>
+          <w:bCs/>
+          <w:lang w:val="bg-BG" w:eastAsia="bg-BG"/>
+        </w:rPr>
+        <w:t xml:space="preserve">ASP.NET </w:t>
+      </w:r>
+      <w:proofErr w:type="spellStart"/>
+      <w:r>
+        <w:rPr>
+          <w:rFonts w:cs="Times New Roman"/>
+          <w:b/>
+          <w:bCs/>
+          <w:lang w:val="bg-BG" w:eastAsia="bg-BG"/>
+        </w:rPr>
+        <w:t>Core</w:t>
+      </w:r>
+      <w:proofErr w:type="spellEnd"/>
+      <w:r>
+        <w:rPr>
+          <w:rFonts w:cs="Times New Roman"/>
+          <w:b/>
+          <w:bCs/>
+          <w:lang w:val="bg-BG" w:eastAsia="bg-BG"/>
+        </w:rPr>
+        <w:t xml:space="preserve"> MVC</w:t>
+      </w:r>
+      <w:r>
+        <w:rPr>
+          <w:rFonts w:cs="Times New Roman"/>
+          <w:lang w:val="bg-BG" w:eastAsia="bg-BG"/>
+        </w:rPr>
+        <w:t xml:space="preserve">, която позволява </w:t>
       </w:r>
       <w:r>
         <w:rPr>
@@ -1421,196 +1660,7 @@
           <w:lang w:val="bg-BG" w:eastAsia="bg-BG"/>
         </w:rPr>
         <w:lastRenderedPageBreak/>
-        <w:t>управление на училищно съдържание. Такава система може значително да подобри комуникацията между ученици, учители и родители, както и да улесни достъпа до актуална информация за всички участници в образователния процес.</w:t>
-      </w:r>
-    </w:p>
-    <w:p>
-      <w:pPr>
-        <w:spacing w:before="100" w:beforeAutospacing="1" w:after="100" w:afterAutospacing="1" w:line="360" w:lineRule="auto"/>
-        <w:ind w:firstLine="709"/>
-        <w:jc w:val="both"/>
-        <w:rPr>
-          <w:rFonts w:cs="Times New Roman"/>
-          <w:lang w:val="bg-BG" w:eastAsia="bg-BG"/>
-        </w:rPr>
-      </w:pPr>
-      <w:r>
-        <w:rPr>
-          <w:rFonts w:cs="Times New Roman"/>
-          <w:lang w:val="bg-BG" w:eastAsia="bg-BG"/>
-        </w:rPr>
-        <w:t>Освен практическите ползи, подобна система допринася и за изграждането на по-добър публичен образ на училището. Един модерен и добре структуриран уеб портал създава усещане за професионална, модерна и добре организирана институция. Това е важно както за настоящите ученици и родители, така и за бъдещи ученици, които се интересуват от възможностите, които предлага дадено училище.</w:t>
-      </w:r>
-    </w:p>
-    <w:p>
-      <w:pPr>
-        <w:spacing w:before="100" w:beforeAutospacing="1" w:after="100" w:afterAutospacing="1" w:line="360" w:lineRule="auto"/>
-        <w:ind w:firstLine="709"/>
-        <w:jc w:val="both"/>
-        <w:rPr>
-          <w:rFonts w:cs="Times New Roman"/>
-          <w:lang w:val="bg-BG" w:eastAsia="bg-BG"/>
-        </w:rPr>
-      </w:pPr>
-      <w:r>
-        <w:rPr>
-          <w:rFonts w:cs="Times New Roman"/>
-          <w:lang w:val="bg-BG" w:eastAsia="bg-BG"/>
-        </w:rPr>
-        <w:t xml:space="preserve">В тази връзка настоящият проект има за цел разработването на уеб приложение с наименование </w:t>
-      </w:r>
-      <w:r>
-        <w:rPr>
-          <w:rFonts w:cs="Times New Roman"/>
-          <w:b/>
-          <w:bCs/>
-          <w:lang w:val="bg-BG" w:eastAsia="bg-BG"/>
-        </w:rPr>
-        <w:t>„</w:t>
-      </w:r>
-      <w:proofErr w:type="spellStart"/>
-      <w:r>
-        <w:rPr>
-          <w:rFonts w:cs="Times New Roman"/>
-          <w:b/>
-          <w:bCs/>
-          <w:lang w:val="bg-BG" w:eastAsia="bg-BG"/>
-        </w:rPr>
-        <w:t>SchoolEvents</w:t>
-      </w:r>
-      <w:proofErr w:type="spellEnd"/>
-      <w:r>
-        <w:rPr>
-          <w:rFonts w:cs="Times New Roman"/>
-          <w:b/>
-          <w:bCs/>
-          <w:lang w:val="bg-BG" w:eastAsia="bg-BG"/>
-        </w:rPr>
-        <w:t>“</w:t>
-      </w:r>
-      <w:r>
-        <w:rPr>
-          <w:rFonts w:cs="Times New Roman"/>
-          <w:lang w:val="bg-BG" w:eastAsia="bg-BG"/>
-        </w:rPr>
-        <w:t>, което представлява информационна система за управление и публикуване на училищни събития, новини и друга важна информация. Основната идея на системата е да осигури централизирана платформа, чрез която училището може лесно да публикува и управлява съдържанието на своя уеб сайт.</w:t>
-      </w:r>
-    </w:p>
-    <w:p>
-      <w:pPr>
-        <w:spacing w:before="100" w:beforeAutospacing="1" w:after="100" w:afterAutospacing="1" w:line="360" w:lineRule="auto"/>
-        <w:ind w:firstLine="709"/>
-        <w:jc w:val="both"/>
-        <w:rPr>
-          <w:rFonts w:cs="Times New Roman"/>
-          <w:lang w:val="bg-BG" w:eastAsia="bg-BG"/>
-        </w:rPr>
-      </w:pPr>
-      <w:r>
-        <w:rPr>
-          <w:rFonts w:cs="Times New Roman"/>
-          <w:lang w:val="bg-BG" w:eastAsia="bg-BG"/>
-        </w:rPr>
-        <w:t>Разработеното приложение включва публична част, която е достъпна за всички посетители на сайта, както и административна част, предназначена за управление на съдържанието. Публичната част позволява на потребителите да разглеждат информация за събития, новини, галерия със снимки и контактна информация. По този начин ученици, родители и посетители могат бързо и лесно да получат актуална информация за дейностите на училището.</w:t>
-      </w:r>
-    </w:p>
-    <w:p>
-      <w:pPr>
-        <w:spacing w:before="100" w:beforeAutospacing="1" w:after="100" w:afterAutospacing="1" w:line="360" w:lineRule="auto"/>
-        <w:ind w:firstLine="709"/>
-        <w:jc w:val="both"/>
-        <w:rPr>
-          <w:rFonts w:cs="Times New Roman"/>
-          <w:lang w:val="bg-BG" w:eastAsia="bg-BG"/>
-        </w:rPr>
-      </w:pPr>
-      <w:r>
-        <w:rPr>
-          <w:rFonts w:cs="Times New Roman"/>
-          <w:lang w:val="bg-BG" w:eastAsia="bg-BG"/>
-        </w:rPr>
-        <w:t xml:space="preserve">Административната част, известна още като </w:t>
-      </w:r>
-      <w:proofErr w:type="spellStart"/>
-      <w:r>
-        <w:rPr>
-          <w:rFonts w:cs="Times New Roman"/>
-          <w:b/>
-          <w:bCs/>
-          <w:lang w:val="bg-BG" w:eastAsia="bg-BG"/>
-        </w:rPr>
-        <w:t>Admin</w:t>
-      </w:r>
-      <w:proofErr w:type="spellEnd"/>
-      <w:r>
-        <w:rPr>
-          <w:rFonts w:cs="Times New Roman"/>
-          <w:b/>
-          <w:bCs/>
-          <w:lang w:val="bg-BG" w:eastAsia="bg-BG"/>
-        </w:rPr>
-        <w:t xml:space="preserve"> панел</w:t>
-      </w:r>
-      <w:r>
-        <w:rPr>
-          <w:rFonts w:cs="Times New Roman"/>
-          <w:lang w:val="bg-BG" w:eastAsia="bg-BG"/>
-        </w:rPr>
-        <w:t>, предоставя възможност на администраторите да добавят, редактират и изтриват съдържание. Чрез този панел могат да се управляват събития, новини, снимки в галерията и съобщения от контактната форма. Това позволява системата да бъде лесна за поддръжка и да се актуализира бързо при необходимост.</w:t>
-      </w:r>
-    </w:p>
-    <w:p>
-      <w:pPr>
-        <w:spacing w:before="100" w:beforeAutospacing="1" w:after="100" w:afterAutospacing="1" w:line="360" w:lineRule="auto"/>
-        <w:ind w:firstLine="709"/>
-        <w:jc w:val="both"/>
-        <w:rPr>
-          <w:rFonts w:cs="Times New Roman"/>
-          <w:lang w:val="bg-BG" w:eastAsia="bg-BG"/>
-        </w:rPr>
-      </w:pPr>
-      <w:r>
-        <w:rPr>
-          <w:rFonts w:cs="Times New Roman"/>
-          <w:lang w:val="bg-BG" w:eastAsia="bg-BG"/>
-        </w:rPr>
-        <w:t xml:space="preserve">За разработката на системата са използвани съвременни технологии за създаване на уеб приложения. Основната технология е </w:t>
-      </w:r>
-      <w:r>
-        <w:rPr>
-          <w:rFonts w:cs="Times New Roman"/>
-          <w:b/>
-          <w:bCs/>
-          <w:lang w:val="bg-BG" w:eastAsia="bg-BG"/>
-        </w:rPr>
-        <w:t xml:space="preserve">ASP.NET </w:t>
-      </w:r>
-      <w:proofErr w:type="spellStart"/>
-      <w:r>
-        <w:rPr>
-          <w:rFonts w:cs="Times New Roman"/>
-          <w:b/>
-          <w:bCs/>
-          <w:lang w:val="bg-BG" w:eastAsia="bg-BG"/>
-        </w:rPr>
-        <w:t>Core</w:t>
-      </w:r>
-      <w:proofErr w:type="spellEnd"/>
-      <w:r>
-        <w:rPr>
-          <w:rFonts w:cs="Times New Roman"/>
-          <w:b/>
-          <w:bCs/>
-          <w:lang w:val="bg-BG" w:eastAsia="bg-BG"/>
-        </w:rPr>
-        <w:t xml:space="preserve"> MVC</w:t>
-      </w:r>
-      <w:r>
-        <w:rPr>
-          <w:rFonts w:cs="Times New Roman"/>
-          <w:lang w:val="bg-BG" w:eastAsia="bg-BG"/>
-        </w:rPr>
-        <w:t xml:space="preserve">, която позволява изграждането на уеб приложение, базирано на архитектурния модел </w:t>
+        <w:t xml:space="preserve">изграждането на уеб приложение, базирано на архитектурния модел </w:t>
       </w:r>
       <w:proofErr w:type="spellStart"/>
       <w:r>
@@ -1647,7 +1697,6 @@
           <w:bCs/>
           <w:lang w:val="bg-BG" w:eastAsia="bg-BG"/>
         </w:rPr>
-        <w:lastRenderedPageBreak/>
         <w:t>Controller</w:t>
       </w:r>
       <w:proofErr w:type="spellEnd"/>
@@ -1930,7 +1979,6 @@
           <w:szCs w:val="36"/>
           <w:lang w:val="bg-BG" w:eastAsia="bg-BG"/>
         </w:rPr>
-        <w:lastRenderedPageBreak/>
         <w:t>ГЛАВА I. ТЕОРЕТИЧНА ЧАСТ И АНАЛИЗ НА ПРОБЛЕМА</w:t>
       </w:r>
     </w:p>
@@ -2095,6 +2143,7 @@
           <w:bCs/>
           <w:lang w:val="bg-BG" w:eastAsia="bg-BG"/>
         </w:rPr>
+        <w:lastRenderedPageBreak/>
         <w:t>Въвеждане на данни</w:t>
       </w:r>
       <w:r>
@@ -2133,7 +2182,6 @@
           <w:bCs/>
           <w:lang w:val="bg-BG" w:eastAsia="bg-BG"/>
         </w:rPr>
-        <w:lastRenderedPageBreak/>
         <w:t>Обработка на данни</w:t>
       </w:r>
       <w:r>
@@ -2355,6 +2403,7 @@
           <w:rFonts w:cs="Times New Roman"/>
           <w:lang w:val="bg-BG" w:eastAsia="bg-BG"/>
         </w:rPr>
+        <w:lastRenderedPageBreak/>
         <w:t>Друго важно предимство е централизираното управление на данните и функционалностите. Когато се правят промени или обновления в системата, те се извършват на сървъра и стават достъпни за всички потребители веднага.</w:t>
       </w:r>
     </w:p>
@@ -2373,7 +2422,6 @@
           <w:rFonts w:cs="Times New Roman"/>
           <w:lang w:val="bg-BG" w:eastAsia="bg-BG"/>
         </w:rPr>
-        <w:lastRenderedPageBreak/>
         <w:t>Сред основните предимства на уеб-базираните информационни системи могат да се посочат:</w:t>
       </w:r>
     </w:p>
@@ -2577,6 +2625,7 @@
           <w:rFonts w:cs="Times New Roman"/>
           <w:lang w:val="bg-BG" w:eastAsia="bg-BG"/>
         </w:rPr>
+        <w:lastRenderedPageBreak/>
         <w:t xml:space="preserve">Използването на </w:t>
       </w:r>
       <w:r>
@@ -2633,7 +2682,6 @@
           <w:rFonts w:cs="Times New Roman"/>
           <w:lang w:val="bg-BG" w:eastAsia="bg-BG"/>
         </w:rPr>
-        <w:lastRenderedPageBreak/>
         <w:t>структурирано съхранение на информация;</w:t>
       </w:r>
     </w:p>
@@ -2940,6 +2988,7 @@
           <w:rFonts w:cs="Times New Roman"/>
           <w:lang w:val="bg-BG" w:eastAsia="bg-BG"/>
         </w:rPr>
+        <w:lastRenderedPageBreak/>
         <w:t>В системата е важно да съществува ясно разграничение между различните типове потребители. Например администраторите имат право да добавят, редактират и изтриват съдържание, докато обикновените потребители могат единствено да разглеждат информацията.</w:t>
       </w:r>
     </w:p>
@@ -2958,7 +3007,6 @@
           <w:rFonts w:cs="Times New Roman"/>
           <w:lang w:val="bg-BG" w:eastAsia="bg-BG"/>
         </w:rPr>
-        <w:lastRenderedPageBreak/>
         <w:t>Осигуряването на сигурност повишава доверието в системата и гарантира защита на данните, съхранявани в нея.</w:t>
       </w:r>
     </w:p>
@@ -3112,6 +3160,7 @@
           <w:szCs w:val="36"/>
           <w:lang w:val="bg-BG" w:eastAsia="bg-BG"/>
         </w:rPr>
+        <w:lastRenderedPageBreak/>
         <w:t>ГЛАВА II. ПРОЕКТИРАНЕ И РАЗРАБОТКА НА СИСТЕМАТА</w:t>
       </w:r>
     </w:p>
@@ -3155,15 +3204,7 @@
           <w:rFonts w:cs="Times New Roman"/>
           <w:lang w:val="bg-BG" w:eastAsia="bg-BG"/>
         </w:rPr>
-        <w:t xml:space="preserve">Разработваната система представлява уеб-базирана платформа за управление на училищни събития, новини и галерия със снимки. Основната ѝ цел е да осигури </w:t>
-      </w:r>
-      <w:r>
-        <w:rPr>
-          <w:rFonts w:cs="Times New Roman"/>
-          <w:lang w:val="bg-BG" w:eastAsia="bg-BG"/>
-        </w:rPr>
-        <w:lastRenderedPageBreak/>
-        <w:t>централизирано място, където ученици, родители и учители могат да получават актуална информация за училищния живот и различните инициативи, които се организират в училището.</w:t>
+        <w:t>Разработваната система представлява уеб-базирана платформа за управление на училищни събития, новини и галерия със снимки. Основната ѝ цел е да осигури централизирано място, където ученици, родители и учители могат да получават актуална информация за училищния живот и различните инициативи, които се организират в училището.</w:t>
       </w:r>
     </w:p>
     <w:p>
@@ -3457,6 +3498,7 @@
           <w:rFonts w:cs="Times New Roman"/>
           <w:lang w:val="bg-BG" w:eastAsia="bg-BG"/>
         </w:rPr>
+        <w:lastRenderedPageBreak/>
         <w:t>публикуване на новини;</w:t>
       </w:r>
     </w:p>
@@ -3550,7 +3592,6 @@
           <w:szCs w:val="32"/>
           <w:lang w:val="bg-BG" w:eastAsia="bg-BG"/>
         </w:rPr>
-        <w:lastRenderedPageBreak/>
         <w:t>2.2. Избор на технологии</w:t>
       </w:r>
     </w:p>
@@ -4259,6 +4300,14 @@
           <w:lang w:val="bg-BG" w:eastAsia="bg-BG"/>
         </w:rPr>
         <w:br/>
+      </w:r>
+      <w:r>
+        <w:rPr>
+          <w:rFonts w:ascii="Courier New" w:hAnsi="Courier New" w:cs="Courier New"/>
+          <w:szCs w:val="20"/>
+          <w:lang w:val="bg-BG" w:eastAsia="bg-BG"/>
+        </w:rPr>
+        <w:lastRenderedPageBreak/>
         <w:t xml:space="preserve">        .</w:t>
       </w:r>
       <w:proofErr w:type="spellStart"/>
@@ -4375,7 +4424,6 @@
           <w:rFonts w:cs="Times New Roman"/>
           <w:lang w:val="bg-BG" w:eastAsia="bg-BG"/>
         </w:rPr>
-        <w:lastRenderedPageBreak/>
         <w:t>Този метод извлича от базата данни събитията, които предстоят, подрежда ги по дата и показва първите шест събития на началната страница на сайта.</w:t>
       </w:r>
     </w:p>
@@ -5297,6 +5345,14 @@
           <w:lang w:val="bg-BG" w:eastAsia="bg-BG"/>
         </w:rPr>
         <w:br/>
+      </w:r>
+      <w:r>
+        <w:rPr>
+          <w:rFonts w:ascii="Courier New" w:hAnsi="Courier New" w:cs="Courier New"/>
+          <w:szCs w:val="20"/>
+          <w:lang w:val="bg-BG" w:eastAsia="bg-BG"/>
+        </w:rPr>
+        <w:lastRenderedPageBreak/>
         <w:t xml:space="preserve">    </w:t>
       </w:r>
       <w:proofErr w:type="spellStart"/>
@@ -5474,7 +5530,6 @@
           <w:szCs w:val="32"/>
           <w:lang w:val="bg-BG" w:eastAsia="bg-BG"/>
         </w:rPr>
-        <w:lastRenderedPageBreak/>
         <w:t>2.2.3. SQL Server</w:t>
       </w:r>
     </w:p>
@@ -5833,6 +5888,7 @@
           <w:rFonts w:cs="Times New Roman"/>
           <w:lang w:val="bg-BG" w:eastAsia="bg-BG"/>
         </w:rPr>
+        <w:lastRenderedPageBreak/>
         <w:t>Системата е организирана в няколко основни слоя, които работят съвместно за обработка на информацията.</w:t>
       </w:r>
     </w:p>
@@ -5936,7 +5992,6 @@
           <w:bCs/>
           <w:lang w:val="bg-BG" w:eastAsia="bg-BG"/>
         </w:rPr>
-        <w:lastRenderedPageBreak/>
         <w:t>Business</w:t>
       </w:r>
       <w:proofErr w:type="spellEnd"/>
@@ -6405,6 +6460,7 @@
           <w:rFonts w:cs="Times New Roman"/>
           <w:lang w:val="bg-BG" w:eastAsia="bg-BG"/>
         </w:rPr>
+        <w:lastRenderedPageBreak/>
         <w:t>Subject</w:t>
       </w:r>
       <w:proofErr w:type="spellEnd"/>
@@ -6523,7 +6579,6 @@
           <w:rFonts w:cs="Times New Roman"/>
           <w:lang w:val="bg-BG" w:eastAsia="bg-BG"/>
         </w:rPr>
-        <w:lastRenderedPageBreak/>
         <w:t>Title</w:t>
       </w:r>
       <w:proofErr w:type="spellEnd"/>
@@ -6944,6 +6999,7 @@
           <w:rFonts w:cs="Times New Roman"/>
           <w:lang w:val="bg-BG" w:eastAsia="bg-BG"/>
         </w:rPr>
+        <w:lastRenderedPageBreak/>
         <w:t>Модулът „Събития“ е една от основните функционалности на системата. Чрез него потребителите могат да разглеждат информация за предстоящи и минали училищни събития.</w:t>
       </w:r>
     </w:p>
@@ -7064,14 +7120,6 @@
           <w:lang w:val="bg-BG" w:eastAsia="bg-BG"/>
         </w:rPr>
         <w:br/>
-      </w:r>
-      <w:r>
-        <w:rPr>
-          <w:rFonts w:ascii="Courier New" w:hAnsi="Courier New" w:cs="Courier New"/>
-          <w:szCs w:val="20"/>
-          <w:lang w:val="bg-BG" w:eastAsia="bg-BG"/>
-        </w:rPr>
-        <w:lastRenderedPageBreak/>
         <w:t xml:space="preserve">    </w:t>
       </w:r>
       <w:proofErr w:type="spellStart"/>
@@ -7873,6 +7921,14 @@
           <w:lang w:val="bg-BG" w:eastAsia="bg-BG"/>
         </w:rPr>
         <w:br/>
+      </w:r>
+      <w:r>
+        <w:rPr>
+          <w:rFonts w:ascii="Courier New" w:hAnsi="Courier New" w:cs="Courier New"/>
+          <w:szCs w:val="20"/>
+          <w:lang w:val="bg-BG" w:eastAsia="bg-BG"/>
+        </w:rPr>
+        <w:lastRenderedPageBreak/>
         <w:t xml:space="preserve">    {</w:t>
       </w:r>
       <w:r>
@@ -8098,14 +8154,6 @@
           <w:lang w:val="bg-BG" w:eastAsia="bg-BG"/>
         </w:rPr>
         <w:br/>
-      </w:r>
-      <w:r>
-        <w:rPr>
-          <w:rFonts w:ascii="Courier New" w:hAnsi="Courier New" w:cs="Courier New"/>
-          <w:szCs w:val="20"/>
-          <w:lang w:val="bg-BG" w:eastAsia="bg-BG"/>
-        </w:rPr>
-        <w:lastRenderedPageBreak/>
         <w:t xml:space="preserve">    }</w:t>
       </w:r>
       <w:r>
@@ -8306,6 +8354,7 @@
           <w:rFonts w:cs="Times New Roman"/>
           <w:lang w:val="bg-BG" w:eastAsia="bg-BG"/>
         </w:rPr>
+        <w:lastRenderedPageBreak/>
         <w:t>Пример за код, който зарежда албум със снимки от базата данни, е показан по-долу:</w:t>
       </w:r>
     </w:p>
@@ -8553,14 +8602,6 @@
           <w:lang w:val="bg-BG" w:eastAsia="bg-BG"/>
         </w:rPr>
         <w:br/>
-      </w:r>
-      <w:r>
-        <w:rPr>
-          <w:rFonts w:ascii="Courier New" w:hAnsi="Courier New" w:cs="Courier New"/>
-          <w:szCs w:val="20"/>
-          <w:lang w:val="bg-BG" w:eastAsia="bg-BG"/>
-        </w:rPr>
-        <w:lastRenderedPageBreak/>
         <w:t xml:space="preserve">        .</w:t>
       </w:r>
       <w:proofErr w:type="spellStart"/>
@@ -9173,6 +9214,7 @@
           <w:rFonts w:cs="Times New Roman"/>
           <w:lang w:val="bg-BG" w:eastAsia="bg-BG"/>
         </w:rPr>
+        <w:lastRenderedPageBreak/>
         <w:t>Тази заявка използва LINQ, за да филтрира само новините, които са публикувани, и ги подрежда в низходящ ред според датата на публикуване. По този начин най-новите новини се показват първи, което улеснява потребителите при намиране на актуална информация.</w:t>
       </w:r>
     </w:p>
@@ -9191,7 +9233,6 @@
           <w:rFonts w:cs="Times New Roman"/>
           <w:lang w:val="bg-BG" w:eastAsia="bg-BG"/>
         </w:rPr>
-        <w:lastRenderedPageBreak/>
         <w:t>Чрез този модул системата предоставя ефективен начин за публикуване на важни съобщения и представяне на успехите на учениците и училището.</w:t>
       </w:r>
     </w:p>
@@ -10004,6 +10045,14 @@
           <w:lang w:val="bg-BG" w:eastAsia="bg-BG"/>
         </w:rPr>
         <w:br/>
+      </w:r>
+      <w:r>
+        <w:rPr>
+          <w:rFonts w:ascii="Courier New" w:hAnsi="Courier New" w:cs="Courier New"/>
+          <w:szCs w:val="20"/>
+          <w:lang w:val="bg-BG" w:eastAsia="bg-BG"/>
+        </w:rPr>
+        <w:lastRenderedPageBreak/>
         <w:t xml:space="preserve">    </w:t>
       </w:r>
       <w:proofErr w:type="spellStart"/>
@@ -10158,7 +10207,6 @@
           <w:rFonts w:cs="Times New Roman"/>
           <w:lang w:val="bg-BG" w:eastAsia="bg-BG"/>
         </w:rPr>
-        <w:lastRenderedPageBreak/>
         <w:t>Системата включва функционалност за търсене и филтриране на събития и новини. Тази функционалност позволява на потребителите бързо да намират информация, която ги интересува, без да е необходимо да преглеждат всички налични записи в системата.</w:t>
       </w:r>
     </w:p>
@@ -10521,6 +10569,14 @@
           <w:lang w:val="bg-BG" w:eastAsia="bg-BG"/>
         </w:rPr>
         <w:br/>
+      </w:r>
+      <w:r>
+        <w:rPr>
+          <w:rFonts w:ascii="Courier New" w:hAnsi="Courier New" w:cs="Courier New"/>
+          <w:szCs w:val="20"/>
+          <w:lang w:val="bg-BG" w:eastAsia="bg-BG"/>
+        </w:rPr>
+        <w:lastRenderedPageBreak/>
         <w:t>{</w:t>
       </w:r>
       <w:r>
@@ -10672,14 +10728,6 @@
           <w:lang w:val="bg-BG" w:eastAsia="bg-BG"/>
         </w:rPr>
         <w:br/>
-      </w:r>
-      <w:r>
-        <w:rPr>
-          <w:rFonts w:ascii="Courier New" w:hAnsi="Courier New" w:cs="Courier New"/>
-          <w:szCs w:val="20"/>
-          <w:lang w:val="bg-BG" w:eastAsia="bg-BG"/>
-        </w:rPr>
-        <w:lastRenderedPageBreak/>
         <w:t>{</w:t>
       </w:r>
       <w:r>
@@ -11055,7 +11103,15 @@
           <w:rFonts w:cs="Times New Roman"/>
           <w:lang w:val="bg-BG" w:eastAsia="bg-BG"/>
         </w:rPr>
-        <w:t xml:space="preserve">. Чрез него се определя кои потребители имат право да достъпват определени части от системата. В системата са дефинирани различни роли на потребителите, като основната административна роля е </w:t>
+        <w:t xml:space="preserve">. Чрез него се определя кои потребители имат право да </w:t>
+      </w:r>
+      <w:r>
+        <w:rPr>
+          <w:rFonts w:cs="Times New Roman"/>
+          <w:lang w:val="bg-BG" w:eastAsia="bg-BG"/>
+        </w:rPr>
+        <w:lastRenderedPageBreak/>
+        <w:t xml:space="preserve">достъпват определени части от системата. В системата са дефинирани различни роли на потребителите, като основната административна роля е </w:t>
       </w:r>
       <w:proofErr w:type="spellStart"/>
       <w:r>
@@ -11202,7 +11258,6 @@
           <w:rFonts w:cs="Times New Roman"/>
           <w:lang w:val="bg-BG" w:eastAsia="bg-BG"/>
         </w:rPr>
-        <w:lastRenderedPageBreak/>
         <w:t xml:space="preserve">Този атрибут се поставя върху контролери или отделни методи и гарантира, че само потребители с роля </w:t>
       </w:r>
       <w:proofErr w:type="spellStart"/>
@@ -11482,25 +11537,7 @@
           <w:rFonts w:cs="Times New Roman"/>
           <w:lang w:val="bg-BG" w:eastAsia="bg-BG"/>
         </w:rPr>
-        <w:t>Тестването е основен етап от разработката на всяка информационна система. Неговата основна цел е да провери дали разработеният софтуер функционира правилно, дали изпълнява поставените изисквания и дали може да бъде използван надеждно от крайните потребители. Чрез тестването се откриват възможни грешки и несъответствия, които могат да възникнат по време на разработката.</w:t>
-      </w:r>
-    </w:p>
-    <w:p>
-      <w:pPr>
-        <w:spacing w:before="100" w:beforeAutospacing="1" w:after="100" w:afterAutospacing="1" w:line="360" w:lineRule="auto"/>
-        <w:ind w:firstLine="709"/>
-        <w:jc w:val="both"/>
-        <w:rPr>
-          <w:rFonts w:cs="Times New Roman"/>
-          <w:lang w:val="bg-BG" w:eastAsia="bg-BG"/>
-        </w:rPr>
-      </w:pPr>
-      <w:r>
-        <w:rPr>
-          <w:rFonts w:cs="Times New Roman"/>
-          <w:lang w:val="bg-BG" w:eastAsia="bg-BG"/>
-        </w:rPr>
-        <w:t xml:space="preserve">В процеса на създаване на уеб-базираната система за управление на училищни събития тестването е извършвано на различни етапи от разработката. Това позволява </w:t>
+        <w:t xml:space="preserve">Тестването е основен етап от разработката на всяка информационна система. Неговата основна цел е да провери дали разработеният софтуер функционира правилно, </w:t>
       </w:r>
       <w:r>
         <w:rPr>
@@ -11508,7 +11545,25 @@
           <w:lang w:val="bg-BG" w:eastAsia="bg-BG"/>
         </w:rPr>
         <w:lastRenderedPageBreak/>
-        <w:t>своевременно откриване и отстраняване на проблеми, преди системата да бъде използвана в реална среда.</w:t>
+        <w:t>дали изпълнява поставените изисквания и дали може да бъде използван надеждно от крайните потребители. Чрез тестването се откриват възможни грешки и несъответствия, които могат да възникнат по време на разработката.</w:t>
+      </w:r>
+    </w:p>
+    <w:p>
+      <w:pPr>
+        <w:spacing w:before="100" w:beforeAutospacing="1" w:after="100" w:afterAutospacing="1" w:line="360" w:lineRule="auto"/>
+        <w:ind w:firstLine="709"/>
+        <w:jc w:val="both"/>
+        <w:rPr>
+          <w:rFonts w:cs="Times New Roman"/>
+          <w:lang w:val="bg-BG" w:eastAsia="bg-BG"/>
+        </w:rPr>
+      </w:pPr>
+      <w:r>
+        <w:rPr>
+          <w:rFonts w:cs="Times New Roman"/>
+          <w:lang w:val="bg-BG" w:eastAsia="bg-BG"/>
+        </w:rPr>
+        <w:t>В процеса на създаване на уеб-базираната система за управление на училищни събития тестването е извършвано на различни етапи от разработката. Това позволява своевременно откриване и отстраняване на проблеми, преди системата да бъде използвана в реална среда.</w:t>
       </w:r>
     </w:p>
     <w:p>
@@ -11760,6 +11815,7 @@
           <w:rFonts w:cs="Times New Roman"/>
           <w:lang w:val="bg-BG" w:eastAsia="bg-BG"/>
         </w:rPr>
+        <w:lastRenderedPageBreak/>
         <w:t>Функционалното тестване има за цел да провери дали отделните модули на системата изпълняват правилно своите функции. При този тип тестване се проверява дали всяка функционалност на системата работи според предварително зададените изисквания.</w:t>
       </w:r>
     </w:p>
@@ -11844,7 +11900,6 @@
           <w:rFonts w:cs="Times New Roman"/>
           <w:lang w:val="bg-BG" w:eastAsia="bg-BG"/>
         </w:rPr>
-        <w:lastRenderedPageBreak/>
         <w:t>Изтриване на събитие;</w:t>
       </w:r>
     </w:p>
@@ -12194,6 +12249,7 @@
           <w:rFonts w:cs="Times New Roman"/>
           <w:lang w:val="bg-BG" w:eastAsia="bg-BG"/>
         </w:rPr>
+        <w:lastRenderedPageBreak/>
         <w:t>Проверка за правилен формат на имейл адрес;</w:t>
       </w:r>
     </w:p>
@@ -12277,7 +12333,6 @@
           <w:rFonts w:cs="Times New Roman"/>
           <w:lang w:val="bg-BG" w:eastAsia="bg-BG"/>
         </w:rPr>
-        <w:lastRenderedPageBreak/>
         <w:t>Сигурността е ключов елемент при разработката на уеб приложения, особено когато системата съдържа административни функции и работа с база данни.</w:t>
       </w:r>
     </w:p>
@@ -12635,6 +12690,7 @@
           <w:szCs w:val="27"/>
           <w:lang w:val="bg-BG" w:eastAsia="bg-BG"/>
         </w:rPr>
+        <w:lastRenderedPageBreak/>
         <w:t>Тест 1: Добавяне на събитие</w:t>
       </w:r>
     </w:p>
@@ -12743,7 +12799,6 @@
           <w:rFonts w:cs="Times New Roman"/>
           <w:lang w:val="bg-BG" w:eastAsia="bg-BG"/>
         </w:rPr>
-        <w:lastRenderedPageBreak/>
         <w:t>Попълване на всички полета.</w:t>
       </w:r>
     </w:p>
@@ -13055,6 +13110,7 @@
           <w:bCs/>
           <w:lang w:val="bg-BG" w:eastAsia="bg-BG"/>
         </w:rPr>
+        <w:lastRenderedPageBreak/>
         <w:t>Стъпки:</w:t>
       </w:r>
     </w:p>
@@ -13143,7 +13199,6 @@
           <w:bCs/>
           <w:lang w:val="bg-BG" w:eastAsia="bg-BG"/>
         </w:rPr>
-        <w:lastRenderedPageBreak/>
         <w:t>Реален резултат:</w:t>
       </w:r>
       <w:r>
@@ -13492,6 +13547,7 @@
           <w:rFonts w:cs="Times New Roman"/>
           <w:lang w:val="bg-BG" w:eastAsia="bg-BG"/>
         </w:rPr>
+        <w:lastRenderedPageBreak/>
         <w:t>Липса на забавяне при филтриране и търсене;</w:t>
       </w:r>
     </w:p>
@@ -13642,7 +13698,6 @@
           <w:rFonts w:cs="Times New Roman"/>
           <w:lang w:val="bg-BG" w:eastAsia="bg-BG"/>
         </w:rPr>
-        <w:lastRenderedPageBreak/>
         <w:t>След проведеното тестване може да се направи извод, че разработената система функционира стабилно и отговаря на поставените изисквания.</w:t>
       </w:r>
     </w:p>
@@ -13888,6 +13943,7 @@
           <w:rFonts w:cs="Times New Roman"/>
           <w:lang w:val="bg-BG" w:eastAsia="bg-BG"/>
         </w:rPr>
+        <w:lastRenderedPageBreak/>
         <w:t>Основната цел на системата е да осигури удобен начин за публикуване и достъп до информация, свързана с училищния живот. Чрез нея могат да се публикуват предстоящи събития, новини, снимки от различни инициативи и съобщения от посетителите на сайта.</w:t>
       </w:r>
     </w:p>
@@ -13924,7 +13980,6 @@
           <w:rFonts w:cs="Times New Roman"/>
           <w:lang w:val="bg-BG" w:eastAsia="bg-BG"/>
         </w:rPr>
-        <w:lastRenderedPageBreak/>
         <w:t>Основните предимства на системата са:</w:t>
       </w:r>
     </w:p>
@@ -14276,6 +14331,7 @@
           <w:rFonts w:cs="Times New Roman"/>
           <w:lang w:val="bg-BG" w:eastAsia="bg-BG"/>
         </w:rPr>
+        <w:lastRenderedPageBreak/>
         <w:t>Администраторът има специална роля в системата и разполага с допълнителни права за управление на съдържанието.</w:t>
       </w:r>
     </w:p>
@@ -14437,7 +14493,6 @@
           <w:szCs w:val="32"/>
           <w:lang w:val="bg-BG" w:eastAsia="bg-BG"/>
         </w:rPr>
-        <w:lastRenderedPageBreak/>
         <w:t>4.3. Работа с модул „Събития“</w:t>
       </w:r>
     </w:p>
@@ -14770,6 +14825,7 @@
           <w:rFonts w:cs="Times New Roman"/>
           <w:lang w:val="bg-BG" w:eastAsia="bg-BG"/>
         </w:rPr>
+        <w:lastRenderedPageBreak/>
         <w:t>Стъпки:</w:t>
       </w:r>
     </w:p>
@@ -14917,7 +14973,6 @@
           <w:rFonts w:cs="Times New Roman"/>
           <w:lang w:val="bg-BG" w:eastAsia="bg-BG"/>
         </w:rPr>
-        <w:lastRenderedPageBreak/>
         <w:t>Стъпки:</w:t>
       </w:r>
     </w:p>
@@ -15348,6 +15403,7 @@
           <w:rFonts w:cs="Times New Roman"/>
           <w:lang w:val="bg-BG" w:eastAsia="bg-BG"/>
         </w:rPr>
+        <w:lastRenderedPageBreak/>
         <w:t>Потребителят може:</w:t>
       </w:r>
     </w:p>
@@ -15476,7 +15532,6 @@
           <w:rFonts w:cs="Times New Roman"/>
           <w:lang w:val="bg-BG" w:eastAsia="bg-BG"/>
         </w:rPr>
-        <w:lastRenderedPageBreak/>
         <w:t>да изтрива съдържание.</w:t>
       </w:r>
     </w:p>
@@ -15846,6 +15901,7 @@
           <w:szCs w:val="32"/>
           <w:lang w:val="bg-BG" w:eastAsia="bg-BG"/>
         </w:rPr>
+        <w:lastRenderedPageBreak/>
         <w:t>4.7. Административен панел</w:t>
       </w:r>
     </w:p>
@@ -15997,7 +16053,6 @@
           <w:szCs w:val="32"/>
           <w:lang w:val="bg-BG" w:eastAsia="bg-BG"/>
         </w:rPr>
-        <w:lastRenderedPageBreak/>
         <w:t>4.8. Изисквания към системата</w:t>
       </w:r>
     </w:p>
@@ -16277,6 +16332,7 @@
           <w:rFonts w:cs="Times New Roman"/>
           <w:lang w:val="bg-BG" w:eastAsia="bg-BG"/>
         </w:rPr>
+        <w:lastRenderedPageBreak/>
         <w:t>Друга възможност е добавянето на по-разширено търсене, което да позволява филтриране на с</w:t>
       </w:r>
       <w:r>
@@ -16327,7 +16383,6 @@
           <w:rFonts w:cs="Times New Roman"/>
           <w:lang w:val="bg-BG" w:eastAsia="bg-BG"/>
         </w:rPr>
-        <w:lastRenderedPageBreak/>
         <w:t>Подобни функционалности биха увеличили възможностите на системата и биха я направили по-полезна за потребителите.</w:t>
       </w:r>
     </w:p>
@@ -16502,6 +16557,7 @@
           <w:rFonts w:cs="Times New Roman"/>
           <w:lang w:val="bg-BG" w:eastAsia="bg-BG"/>
         </w:rPr>
+        <w:lastRenderedPageBreak/>
         <w:t>Една от възможностите е оптимизиране на заявките към базата данни, така че извличането на информация да се извършва по-бързо и по-ефективно. Това може да се постигне чрез използване на по-ефективни LINQ заявки и правилно структуриране на данните.</w:t>
       </w:r>
     </w:p>
@@ -16554,7 +16610,6 @@
           <w:rFonts w:cs="Times New Roman"/>
           <w:lang w:val="bg-BG" w:eastAsia="bg-BG"/>
         </w:rPr>
-        <w:lastRenderedPageBreak/>
         <w:t>Освен това може да се извърши оптимизация на изображенията в галерията, така че те да се зареждат по-бързо и да не натоварват излишно сървъра.</w:t>
       </w:r>
     </w:p>
@@ -16713,6 +16768,7 @@
           <w:szCs w:val="32"/>
           <w:lang w:val="bg-BG" w:eastAsia="bg-BG"/>
         </w:rPr>
+        <w:lastRenderedPageBreak/>
         <w:t>5.5. Общи възможности за бъдещо развитие</w:t>
       </w:r>
     </w:p>
@@ -16912,6 +16968,7 @@
           <w:rFonts w:cs="Times New Roman"/>
           <w:lang w:val="bg-BG" w:eastAsia="bg-BG"/>
         </w:rPr>
+        <w:lastRenderedPageBreak/>
         <w:t xml:space="preserve">За управление на данните беше използван </w:t>
       </w:r>
       <w:proofErr w:type="spellStart"/>
@@ -16984,7 +17041,97 @@
           <w:rFonts w:cs="Times New Roman"/>
           <w:lang w:val="bg-BG" w:eastAsia="bg-BG"/>
         </w:rPr>
-        <w:t xml:space="preserve">В рамките на проекта бяха разработени няколко основни модула, които осигуряват функционалността на системата. Сред тях са модулите „Събития“, „Новини“, „Галерия“, </w:t>
+        <w:t>В рамките на проекта бяха разработени няколко основни модула, които осигуряват функционалността на системата. Сред тях са модулите „Събития“, „Новини“, „Галерия“, „Контакти“ и административният панел. Всеки от тези модули има конкретна роля в системата и допринася за нейната цялостна функционалност.</w:t>
+      </w:r>
+    </w:p>
+    <w:p>
+      <w:pPr>
+        <w:spacing w:before="100" w:beforeAutospacing="1" w:after="100" w:afterAutospacing="1" w:line="360" w:lineRule="auto"/>
+        <w:ind w:firstLine="709"/>
+        <w:jc w:val="both"/>
+        <w:rPr>
+          <w:rFonts w:cs="Times New Roman"/>
+          <w:lang w:val="bg-BG" w:eastAsia="bg-BG"/>
+        </w:rPr>
+      </w:pPr>
+      <w:r>
+        <w:rPr>
+          <w:rFonts w:cs="Times New Roman"/>
+          <w:lang w:val="bg-BG" w:eastAsia="bg-BG"/>
+        </w:rPr>
+        <w:t>Модулът „Събития“ позволява публикуване и управление на училищни събития. Чрез него могат да се добавят нови събития, да се редактират съществуващи записи и да се изтриват остарели или ненужни събития. Освен това системата предлага възможност за разделяне на събитията на предстоящи и минали, което улеснява ориентацията на потребителите.</w:t>
+      </w:r>
+    </w:p>
+    <w:p>
+      <w:pPr>
+        <w:spacing w:before="100" w:beforeAutospacing="1" w:after="100" w:afterAutospacing="1" w:line="360" w:lineRule="auto"/>
+        <w:ind w:firstLine="709"/>
+        <w:jc w:val="both"/>
+        <w:rPr>
+          <w:rFonts w:cs="Times New Roman"/>
+          <w:lang w:val="bg-BG" w:eastAsia="bg-BG"/>
+        </w:rPr>
+      </w:pPr>
+      <w:r>
+        <w:rPr>
+          <w:rFonts w:cs="Times New Roman"/>
+          <w:lang w:val="bg-BG" w:eastAsia="bg-BG"/>
+        </w:rPr>
+        <w:t>Модулът „Новини“ позволява публикуване на информационни статии, свързани с училищни инициативи, състезания и постижения. Чрез този модул училището може да информира посетителите на сайта за важни събития и успехи на учениците.</w:t>
+      </w:r>
+    </w:p>
+    <w:p>
+      <w:pPr>
+        <w:spacing w:before="100" w:beforeAutospacing="1" w:after="100" w:afterAutospacing="1" w:line="360" w:lineRule="auto"/>
+        <w:ind w:firstLine="709"/>
+        <w:jc w:val="both"/>
+        <w:rPr>
+          <w:rFonts w:cs="Times New Roman"/>
+          <w:lang w:val="bg-BG" w:eastAsia="bg-BG"/>
+        </w:rPr>
+      </w:pPr>
+      <w:r>
+        <w:rPr>
+          <w:rFonts w:cs="Times New Roman"/>
+          <w:lang w:val="bg-BG" w:eastAsia="bg-BG"/>
+        </w:rPr>
+        <w:t>Модулът „Галерия“ предоставя възможност за визуализиране на снимки от различни училищни събития. Този модул има важно значение за представянето на училищния живот и създава по-добра представа за активностите, които се провеждат в училището.</w:t>
+      </w:r>
+    </w:p>
+    <w:p>
+      <w:pPr>
+        <w:spacing w:before="100" w:beforeAutospacing="1" w:after="100" w:afterAutospacing="1" w:line="360" w:lineRule="auto"/>
+        <w:ind w:firstLine="709"/>
+        <w:jc w:val="both"/>
+        <w:rPr>
+          <w:rFonts w:cs="Times New Roman"/>
+          <w:lang w:val="bg-BG" w:eastAsia="bg-BG"/>
+        </w:rPr>
+      </w:pPr>
+      <w:r>
+        <w:rPr>
+          <w:rFonts w:cs="Times New Roman"/>
+          <w:lang w:val="bg-BG" w:eastAsia="bg-BG"/>
+        </w:rPr>
+        <w:t>Контактният модул позволява на посетителите на сайта да изпращат съобщения до администрацията на училището. Тези съобщения се съхраняват в базата данни и могат да бъдат преглеждани от администратора чрез административния панел.</w:t>
+      </w:r>
+    </w:p>
+    <w:p>
+      <w:pPr>
+        <w:spacing w:before="100" w:beforeAutospacing="1" w:after="100" w:afterAutospacing="1" w:line="360" w:lineRule="auto"/>
+        <w:ind w:firstLine="709"/>
+        <w:jc w:val="both"/>
+        <w:rPr>
+          <w:rFonts w:cs="Times New Roman"/>
+          <w:lang w:val="bg-BG" w:eastAsia="bg-BG"/>
+        </w:rPr>
+      </w:pPr>
+      <w:r>
+        <w:rPr>
+          <w:rFonts w:cs="Times New Roman"/>
+          <w:lang w:val="bg-BG" w:eastAsia="bg-BG"/>
+        </w:rPr>
+        <w:t xml:space="preserve">Административният панел представлява централизирана система за управление на съдържанието. Чрез него администраторът може да добавя, редактира и изтрива информация, както и да управлява различните модули на системата. Достъпът до този панел </w:t>
       </w:r>
       <w:r>
         <w:rPr>
@@ -16992,97 +17139,7 @@
           <w:lang w:val="bg-BG" w:eastAsia="bg-BG"/>
         </w:rPr>
         <w:lastRenderedPageBreak/>
-        <w:t>„Контакти“ и административният панел. Всеки от тези модули има конкретна роля в системата и допринася за нейната цялостна функционалност.</w:t>
-      </w:r>
-    </w:p>
-    <w:p>
-      <w:pPr>
-        <w:spacing w:before="100" w:beforeAutospacing="1" w:after="100" w:afterAutospacing="1" w:line="360" w:lineRule="auto"/>
-        <w:ind w:firstLine="709"/>
-        <w:jc w:val="both"/>
-        <w:rPr>
-          <w:rFonts w:cs="Times New Roman"/>
-          <w:lang w:val="bg-BG" w:eastAsia="bg-BG"/>
-        </w:rPr>
-      </w:pPr>
-      <w:r>
-        <w:rPr>
-          <w:rFonts w:cs="Times New Roman"/>
-          <w:lang w:val="bg-BG" w:eastAsia="bg-BG"/>
-        </w:rPr>
-        <w:t>Модулът „Събития“ позволява публикуване и управление на училищни събития. Чрез него могат да се добавят нови събития, да се редактират съществуващи записи и да се изтриват остарели или ненужни събития. Освен това системата предлага възможност за разделяне на събитията на предстоящи и минали, което улеснява ориентацията на потребителите.</w:t>
-      </w:r>
-    </w:p>
-    <w:p>
-      <w:pPr>
-        <w:spacing w:before="100" w:beforeAutospacing="1" w:after="100" w:afterAutospacing="1" w:line="360" w:lineRule="auto"/>
-        <w:ind w:firstLine="709"/>
-        <w:jc w:val="both"/>
-        <w:rPr>
-          <w:rFonts w:cs="Times New Roman"/>
-          <w:lang w:val="bg-BG" w:eastAsia="bg-BG"/>
-        </w:rPr>
-      </w:pPr>
-      <w:r>
-        <w:rPr>
-          <w:rFonts w:cs="Times New Roman"/>
-          <w:lang w:val="bg-BG" w:eastAsia="bg-BG"/>
-        </w:rPr>
-        <w:t>Модулът „Новини“ позволява публикуване на информационни статии, свързани с училищни инициативи, състезания и постижения. Чрез този модул училището може да информира посетителите на сайта за важни събития и успехи на учениците.</w:t>
-      </w:r>
-    </w:p>
-    <w:p>
-      <w:pPr>
-        <w:spacing w:before="100" w:beforeAutospacing="1" w:after="100" w:afterAutospacing="1" w:line="360" w:lineRule="auto"/>
-        <w:ind w:firstLine="709"/>
-        <w:jc w:val="both"/>
-        <w:rPr>
-          <w:rFonts w:cs="Times New Roman"/>
-          <w:lang w:val="bg-BG" w:eastAsia="bg-BG"/>
-        </w:rPr>
-      </w:pPr>
-      <w:r>
-        <w:rPr>
-          <w:rFonts w:cs="Times New Roman"/>
-          <w:lang w:val="bg-BG" w:eastAsia="bg-BG"/>
-        </w:rPr>
-        <w:t>Модулът „Галерия“ предоставя възможност за визуализиране на снимки от различни училищни събития. Този модул има важно значение за представянето на училищния живот и създава по-добра представа за активностите, които се провеждат в училището.</w:t>
-      </w:r>
-    </w:p>
-    <w:p>
-      <w:pPr>
-        <w:spacing w:before="100" w:beforeAutospacing="1" w:after="100" w:afterAutospacing="1" w:line="360" w:lineRule="auto"/>
-        <w:ind w:firstLine="709"/>
-        <w:jc w:val="both"/>
-        <w:rPr>
-          <w:rFonts w:cs="Times New Roman"/>
-          <w:lang w:val="bg-BG" w:eastAsia="bg-BG"/>
-        </w:rPr>
-      </w:pPr>
-      <w:r>
-        <w:rPr>
-          <w:rFonts w:cs="Times New Roman"/>
-          <w:lang w:val="bg-BG" w:eastAsia="bg-BG"/>
-        </w:rPr>
-        <w:t>Контактният модул позволява на посетителите на сайта да изпращат съобщения до администрацията на училището. Тези съобщения се съхраняват в базата данни и могат да бъдат преглеждани от администратора чрез административния панел.</w:t>
-      </w:r>
-    </w:p>
-    <w:p>
-      <w:pPr>
-        <w:spacing w:before="100" w:beforeAutospacing="1" w:after="100" w:afterAutospacing="1" w:line="360" w:lineRule="auto"/>
-        <w:ind w:firstLine="709"/>
-        <w:jc w:val="both"/>
-        <w:rPr>
-          <w:rFonts w:cs="Times New Roman"/>
-          <w:lang w:val="bg-BG" w:eastAsia="bg-BG"/>
-        </w:rPr>
-      </w:pPr>
-      <w:r>
-        <w:rPr>
-          <w:rFonts w:cs="Times New Roman"/>
-          <w:lang w:val="bg-BG" w:eastAsia="bg-BG"/>
-        </w:rPr>
-        <w:t>Административният панел представлява централизирана система за управление на съдържанието. Чрез него администраторът може да добавя, редактира и изтрива информация, както и да управлява различните модули на системата. Достъпът до този панел е защитен чрез механизми за авторизация, които гарантират, че само потребители с необходимите права могат да извършват административни действия.</w:t>
+        <w:t>е защитен чрез механизми за авторизация, които гарантират, че само потребители с необходимите права могат да извършват административни действия.</w:t>
       </w:r>
     </w:p>
     <w:p>
@@ -17118,285 +17175,766 @@
           <w:rFonts w:cs="Times New Roman"/>
           <w:lang w:val="bg-BG" w:eastAsia="bg-BG"/>
         </w:rPr>
+        <w:t>Резултатите от тестването показват, че системата функционира стабилно и надеждно. Страниците се зареждат бързо, а работата с интерфейса е интуитивна и лесна за потребителите. Това прави системата подходяща за реално използване в училищна среда.</w:t>
+      </w:r>
+    </w:p>
+    <w:p>
+      <w:pPr>
+        <w:spacing w:before="100" w:beforeAutospacing="1" w:after="100" w:afterAutospacing="1" w:line="360" w:lineRule="auto"/>
+        <w:ind w:firstLine="709"/>
+        <w:jc w:val="both"/>
+        <w:rPr>
+          <w:rFonts w:cs="Times New Roman"/>
+          <w:lang w:val="bg-BG" w:eastAsia="bg-BG"/>
+        </w:rPr>
+      </w:pPr>
+      <w:r>
+        <w:rPr>
+          <w:rFonts w:cs="Times New Roman"/>
+          <w:lang w:val="bg-BG" w:eastAsia="bg-BG"/>
+        </w:rPr>
+        <w:t>Разработването на собствена система вместо използване на готова външна платформа има редица предимства. На първо място, системата може да бъде адаптирана към конкретните нужди на училището. Освен това тя може да бъде разширявана и подобрявана в бъдеще чрез добавяне на нови функционалности.</w:t>
+      </w:r>
+    </w:p>
+    <w:p>
+      <w:pPr>
+        <w:spacing w:before="100" w:beforeAutospacing="1" w:after="100" w:afterAutospacing="1" w:line="360" w:lineRule="auto"/>
+        <w:ind w:firstLine="709"/>
+        <w:jc w:val="both"/>
+        <w:rPr>
+          <w:rFonts w:cs="Times New Roman"/>
+          <w:lang w:val="bg-BG" w:eastAsia="bg-BG"/>
+        </w:rPr>
+      </w:pPr>
+      <w:proofErr w:type="spellStart"/>
+      <w:r>
+        <w:t>Сред</w:t>
+      </w:r>
+      <w:proofErr w:type="spellEnd"/>
+      <w:r>
+        <w:t xml:space="preserve"> </w:t>
+      </w:r>
+      <w:proofErr w:type="spellStart"/>
+      <w:r>
+        <w:t>потенциалните</w:t>
+      </w:r>
+      <w:proofErr w:type="spellEnd"/>
+      <w:r>
+        <w:t xml:space="preserve"> </w:t>
+      </w:r>
+      <w:proofErr w:type="spellStart"/>
+      <w:r>
+        <w:t>подобрения</w:t>
+      </w:r>
+      <w:proofErr w:type="spellEnd"/>
+      <w:r>
+        <w:t xml:space="preserve"> </w:t>
+      </w:r>
+      <w:proofErr w:type="spellStart"/>
+      <w:r>
+        <w:t>могат</w:t>
+      </w:r>
+      <w:proofErr w:type="spellEnd"/>
+      <w:r>
+        <w:t xml:space="preserve"> </w:t>
+      </w:r>
+      <w:proofErr w:type="spellStart"/>
+      <w:r>
+        <w:t>да</w:t>
+      </w:r>
+      <w:proofErr w:type="spellEnd"/>
+      <w:r>
+        <w:t xml:space="preserve"> </w:t>
+      </w:r>
+      <w:proofErr w:type="spellStart"/>
+      <w:r>
+        <w:t>бъдат</w:t>
+      </w:r>
+      <w:proofErr w:type="spellEnd"/>
+      <w:r>
+        <w:t xml:space="preserve"> </w:t>
+      </w:r>
+      <w:proofErr w:type="spellStart"/>
+      <w:r>
+        <w:t>добавяне</w:t>
+      </w:r>
+      <w:proofErr w:type="spellEnd"/>
+      <w:r>
+        <w:t xml:space="preserve"> </w:t>
+      </w:r>
+      <w:proofErr w:type="spellStart"/>
+      <w:r>
+        <w:t>на</w:t>
+      </w:r>
+      <w:proofErr w:type="spellEnd"/>
+      <w:r>
+        <w:t xml:space="preserve"> </w:t>
+      </w:r>
+      <w:proofErr w:type="spellStart"/>
+      <w:r>
+        <w:t>разширени</w:t>
+      </w:r>
+      <w:proofErr w:type="spellEnd"/>
+      <w:r>
+        <w:t xml:space="preserve"> </w:t>
+      </w:r>
+      <w:proofErr w:type="spellStart"/>
+      <w:r>
+        <w:t>статистики</w:t>
+      </w:r>
+      <w:proofErr w:type="spellEnd"/>
+      <w:r>
+        <w:t xml:space="preserve"> </w:t>
+      </w:r>
+      <w:proofErr w:type="spellStart"/>
+      <w:r>
+        <w:t>за</w:t>
+      </w:r>
+      <w:proofErr w:type="spellEnd"/>
+      <w:r>
+        <w:t xml:space="preserve"> </w:t>
+      </w:r>
+      <w:proofErr w:type="spellStart"/>
+      <w:r>
+        <w:t>активността</w:t>
+      </w:r>
+      <w:proofErr w:type="spellEnd"/>
+      <w:r>
+        <w:t xml:space="preserve"> в </w:t>
+      </w:r>
+      <w:proofErr w:type="spellStart"/>
+      <w:r>
+        <w:t>системата</w:t>
+      </w:r>
+      <w:proofErr w:type="spellEnd"/>
+      <w:r>
+        <w:t xml:space="preserve">, </w:t>
+      </w:r>
+      <w:proofErr w:type="spellStart"/>
+      <w:r>
+        <w:t>възможност</w:t>
+      </w:r>
+      <w:proofErr w:type="spellEnd"/>
+      <w:r>
+        <w:t xml:space="preserve"> </w:t>
+      </w:r>
+      <w:proofErr w:type="spellStart"/>
+      <w:r>
+        <w:t>за</w:t>
+      </w:r>
+      <w:proofErr w:type="spellEnd"/>
+      <w:r>
+        <w:t xml:space="preserve"> </w:t>
+      </w:r>
+      <w:proofErr w:type="spellStart"/>
+      <w:r>
+        <w:t>качване</w:t>
+      </w:r>
+      <w:proofErr w:type="spellEnd"/>
+      <w:r>
+        <w:t xml:space="preserve"> </w:t>
+      </w:r>
+      <w:proofErr w:type="spellStart"/>
+      <w:r>
+        <w:t>на</w:t>
+      </w:r>
+      <w:proofErr w:type="spellEnd"/>
+      <w:r>
+        <w:t xml:space="preserve"> </w:t>
+      </w:r>
+      <w:proofErr w:type="spellStart"/>
+      <w:r>
+        <w:t>повече</w:t>
+      </w:r>
+      <w:proofErr w:type="spellEnd"/>
+      <w:r>
+        <w:t xml:space="preserve"> </w:t>
+      </w:r>
+      <w:proofErr w:type="spellStart"/>
+      <w:r>
+        <w:t>мултимедийно</w:t>
+      </w:r>
+      <w:proofErr w:type="spellEnd"/>
+      <w:r>
+        <w:t xml:space="preserve"> </w:t>
+      </w:r>
+      <w:proofErr w:type="spellStart"/>
+      <w:r>
+        <w:t>съдържание</w:t>
+      </w:r>
+      <w:proofErr w:type="spellEnd"/>
+      <w:r>
+        <w:t xml:space="preserve">, </w:t>
+      </w:r>
+      <w:proofErr w:type="spellStart"/>
+      <w:r>
+        <w:t>както</w:t>
+      </w:r>
+      <w:proofErr w:type="spellEnd"/>
+      <w:r>
+        <w:t xml:space="preserve"> и </w:t>
+      </w:r>
+      <w:proofErr w:type="spellStart"/>
+      <w:r>
+        <w:t>подобряване</w:t>
+      </w:r>
+      <w:proofErr w:type="spellEnd"/>
+      <w:r>
+        <w:t xml:space="preserve"> </w:t>
+      </w:r>
+      <w:proofErr w:type="spellStart"/>
+      <w:r>
+        <w:t>на</w:t>
+      </w:r>
+      <w:proofErr w:type="spellEnd"/>
+      <w:r>
+        <w:t xml:space="preserve"> </w:t>
+      </w:r>
+      <w:proofErr w:type="spellStart"/>
+      <w:r>
+        <w:t>административния</w:t>
+      </w:r>
+      <w:proofErr w:type="spellEnd"/>
+      <w:r>
+        <w:t xml:space="preserve"> </w:t>
+      </w:r>
+      <w:proofErr w:type="spellStart"/>
+      <w:r>
+        <w:t>интерфейс</w:t>
+      </w:r>
+      <w:proofErr w:type="spellEnd"/>
+      <w:r>
+        <w:t xml:space="preserve"> </w:t>
+      </w:r>
+      <w:proofErr w:type="spellStart"/>
+      <w:r>
+        <w:t>за</w:t>
+      </w:r>
+      <w:proofErr w:type="spellEnd"/>
+      <w:r>
+        <w:t xml:space="preserve"> </w:t>
+      </w:r>
+      <w:proofErr w:type="spellStart"/>
+      <w:r>
+        <w:t>по-лесно</w:t>
+      </w:r>
+      <w:proofErr w:type="spellEnd"/>
+      <w:r>
+        <w:t xml:space="preserve"> </w:t>
+      </w:r>
+      <w:proofErr w:type="spellStart"/>
+      <w:r>
+        <w:t>управление</w:t>
+      </w:r>
+      <w:proofErr w:type="spellEnd"/>
+      <w:r>
+        <w:t xml:space="preserve"> </w:t>
+      </w:r>
+      <w:proofErr w:type="spellStart"/>
+      <w:r>
+        <w:t>на</w:t>
+      </w:r>
+      <w:proofErr w:type="spellEnd"/>
+      <w:r>
+        <w:t xml:space="preserve"> </w:t>
+      </w:r>
+      <w:proofErr w:type="spellStart"/>
+      <w:r>
+        <w:t>публикуваната</w:t>
+      </w:r>
+      <w:proofErr w:type="spellEnd"/>
+      <w:r>
+        <w:t xml:space="preserve"> </w:t>
+      </w:r>
+      <w:proofErr w:type="spellStart"/>
+      <w:r>
+        <w:t>информация</w:t>
+      </w:r>
+      <w:proofErr w:type="spellEnd"/>
+      <w:r>
+        <w:t>.</w:t>
+      </w:r>
+    </w:p>
+    <w:p>
+      <w:pPr>
+        <w:spacing w:line="360" w:lineRule="auto"/>
+        <w:ind w:firstLine="709"/>
+        <w:jc w:val="both"/>
+      </w:pPr>
+      <w:r>
+        <w:t xml:space="preserve">В </w:t>
+      </w:r>
+      <w:proofErr w:type="spellStart"/>
+      <w:r>
+        <w:t>заключение</w:t>
+      </w:r>
+      <w:proofErr w:type="spellEnd"/>
+      <w:r>
+        <w:t xml:space="preserve"> </w:t>
+      </w:r>
+      <w:proofErr w:type="spellStart"/>
+      <w:r>
+        <w:t>може</w:t>
+      </w:r>
+      <w:proofErr w:type="spellEnd"/>
+      <w:r>
+        <w:t xml:space="preserve"> </w:t>
+      </w:r>
+      <w:proofErr w:type="spellStart"/>
+      <w:r>
+        <w:t>да</w:t>
+      </w:r>
+      <w:proofErr w:type="spellEnd"/>
+      <w:r>
+        <w:t xml:space="preserve"> </w:t>
+      </w:r>
+      <w:proofErr w:type="spellStart"/>
+      <w:r>
+        <w:t>се</w:t>
+      </w:r>
+      <w:proofErr w:type="spellEnd"/>
+      <w:r>
+        <w:t xml:space="preserve"> </w:t>
+      </w:r>
+      <w:proofErr w:type="spellStart"/>
+      <w:r>
+        <w:t>каже</w:t>
+      </w:r>
+      <w:proofErr w:type="spellEnd"/>
+      <w:r>
+        <w:t xml:space="preserve">, </w:t>
+      </w:r>
+      <w:proofErr w:type="spellStart"/>
+      <w:r>
+        <w:t>че</w:t>
+      </w:r>
+      <w:proofErr w:type="spellEnd"/>
+      <w:r>
+        <w:t xml:space="preserve"> </w:t>
+      </w:r>
+      <w:proofErr w:type="spellStart"/>
+      <w:r>
+        <w:t>разработената</w:t>
+      </w:r>
+      <w:proofErr w:type="spellEnd"/>
+      <w:r>
+        <w:t xml:space="preserve"> </w:t>
+      </w:r>
+      <w:proofErr w:type="spellStart"/>
+      <w:r>
+        <w:t>информационна</w:t>
+      </w:r>
+      <w:proofErr w:type="spellEnd"/>
+      <w:r>
+        <w:t xml:space="preserve"> </w:t>
+      </w:r>
+      <w:proofErr w:type="spellStart"/>
+      <w:r>
+        <w:t>система</w:t>
+      </w:r>
+      <w:proofErr w:type="spellEnd"/>
+      <w:r>
+        <w:t xml:space="preserve"> </w:t>
+      </w:r>
+      <w:proofErr w:type="spellStart"/>
+      <w:r>
+        <w:t>успешно</w:t>
+      </w:r>
+      <w:proofErr w:type="spellEnd"/>
+      <w:r>
+        <w:t xml:space="preserve"> </w:t>
+      </w:r>
+      <w:proofErr w:type="spellStart"/>
+      <w:r>
+        <w:t>изпълнява</w:t>
+      </w:r>
+      <w:proofErr w:type="spellEnd"/>
+      <w:r>
+        <w:t xml:space="preserve"> </w:t>
+      </w:r>
+      <w:proofErr w:type="spellStart"/>
+      <w:r>
+        <w:t>поставените</w:t>
+      </w:r>
+      <w:proofErr w:type="spellEnd"/>
+      <w:r>
+        <w:t xml:space="preserve"> </w:t>
+      </w:r>
+      <w:proofErr w:type="spellStart"/>
+      <w:r>
+        <w:t>цели</w:t>
+      </w:r>
+      <w:proofErr w:type="spellEnd"/>
+      <w:r>
+        <w:t xml:space="preserve"> и </w:t>
+      </w:r>
+      <w:proofErr w:type="spellStart"/>
+      <w:r>
+        <w:t>предоставя</w:t>
+      </w:r>
+      <w:proofErr w:type="spellEnd"/>
+      <w:r>
+        <w:t xml:space="preserve"> </w:t>
+      </w:r>
+      <w:proofErr w:type="spellStart"/>
+      <w:r>
+        <w:t>ефективно</w:t>
+      </w:r>
+      <w:proofErr w:type="spellEnd"/>
+      <w:r>
+        <w:t xml:space="preserve"> </w:t>
+      </w:r>
+      <w:proofErr w:type="spellStart"/>
+      <w:r>
+        <w:t>решение</w:t>
+      </w:r>
+      <w:proofErr w:type="spellEnd"/>
+      <w:r>
+        <w:t xml:space="preserve"> </w:t>
+      </w:r>
+      <w:proofErr w:type="spellStart"/>
+      <w:r>
+        <w:t>за</w:t>
+      </w:r>
+      <w:proofErr w:type="spellEnd"/>
+      <w:r>
+        <w:t xml:space="preserve"> </w:t>
+      </w:r>
+      <w:proofErr w:type="spellStart"/>
+      <w:r>
+        <w:t>управление</w:t>
+      </w:r>
+      <w:proofErr w:type="spellEnd"/>
+      <w:r>
+        <w:t xml:space="preserve"> </w:t>
+      </w:r>
+      <w:proofErr w:type="spellStart"/>
+      <w:r>
+        <w:t>на</w:t>
+      </w:r>
+      <w:proofErr w:type="spellEnd"/>
+      <w:r>
+        <w:t xml:space="preserve"> </w:t>
+      </w:r>
+      <w:proofErr w:type="spellStart"/>
+      <w:r>
+        <w:t>училищни</w:t>
+      </w:r>
+      <w:proofErr w:type="spellEnd"/>
+      <w:r>
+        <w:t xml:space="preserve"> </w:t>
+      </w:r>
+      <w:proofErr w:type="spellStart"/>
+      <w:r>
+        <w:t>събития</w:t>
+      </w:r>
+      <w:proofErr w:type="spellEnd"/>
+      <w:r>
+        <w:t xml:space="preserve">, </w:t>
+      </w:r>
+      <w:proofErr w:type="spellStart"/>
+      <w:r>
+        <w:t>новини</w:t>
+      </w:r>
+      <w:proofErr w:type="spellEnd"/>
+      <w:r>
+        <w:t xml:space="preserve"> и </w:t>
+      </w:r>
+      <w:proofErr w:type="spellStart"/>
+      <w:r>
+        <w:t>комуникация</w:t>
+      </w:r>
+      <w:proofErr w:type="spellEnd"/>
+      <w:r>
+        <w:t xml:space="preserve">. </w:t>
+      </w:r>
+      <w:proofErr w:type="spellStart"/>
+      <w:r>
+        <w:t>Системата</w:t>
+      </w:r>
+      <w:proofErr w:type="spellEnd"/>
+      <w:r>
+        <w:t xml:space="preserve"> </w:t>
+      </w:r>
+      <w:proofErr w:type="spellStart"/>
+      <w:r>
+        <w:t>допринася</w:t>
+      </w:r>
+      <w:proofErr w:type="spellEnd"/>
+      <w:r>
+        <w:t xml:space="preserve"> </w:t>
+      </w:r>
+      <w:proofErr w:type="spellStart"/>
+      <w:r>
+        <w:t>за</w:t>
+      </w:r>
+      <w:proofErr w:type="spellEnd"/>
+      <w:r>
+        <w:t xml:space="preserve"> </w:t>
+      </w:r>
+      <w:proofErr w:type="spellStart"/>
+      <w:r>
+        <w:t>по-добра</w:t>
+      </w:r>
+      <w:proofErr w:type="spellEnd"/>
+      <w:r>
+        <w:t xml:space="preserve"> </w:t>
+      </w:r>
+      <w:proofErr w:type="spellStart"/>
+      <w:r>
+        <w:t>организация</w:t>
+      </w:r>
+      <w:proofErr w:type="spellEnd"/>
+      <w:r>
+        <w:t xml:space="preserve"> </w:t>
+      </w:r>
+      <w:proofErr w:type="spellStart"/>
+      <w:r>
+        <w:t>на</w:t>
+      </w:r>
+      <w:proofErr w:type="spellEnd"/>
+      <w:r>
+        <w:t xml:space="preserve"> </w:t>
+      </w:r>
+      <w:proofErr w:type="spellStart"/>
+      <w:r>
+        <w:t>информацията</w:t>
+      </w:r>
+      <w:proofErr w:type="spellEnd"/>
+      <w:r>
+        <w:t xml:space="preserve"> и </w:t>
+      </w:r>
+      <w:proofErr w:type="spellStart"/>
+      <w:r>
+        <w:t>улеснява</w:t>
+      </w:r>
+      <w:proofErr w:type="spellEnd"/>
+      <w:r>
+        <w:t xml:space="preserve"> </w:t>
+      </w:r>
+      <w:proofErr w:type="spellStart"/>
+      <w:r>
+        <w:t>комуникацията</w:t>
+      </w:r>
+      <w:proofErr w:type="spellEnd"/>
+      <w:r>
+        <w:t xml:space="preserve"> </w:t>
+      </w:r>
+      <w:proofErr w:type="spellStart"/>
+      <w:r>
+        <w:t>между</w:t>
+      </w:r>
+      <w:proofErr w:type="spellEnd"/>
+      <w:r>
+        <w:t xml:space="preserve"> </w:t>
+      </w:r>
+      <w:proofErr w:type="spellStart"/>
+      <w:r>
+        <w:t>училището</w:t>
+      </w:r>
+      <w:proofErr w:type="spellEnd"/>
+      <w:r>
+        <w:t xml:space="preserve"> и </w:t>
+      </w:r>
+      <w:proofErr w:type="spellStart"/>
+      <w:r>
+        <w:t>неговата</w:t>
+      </w:r>
+      <w:proofErr w:type="spellEnd"/>
+      <w:r>
+        <w:t xml:space="preserve"> </w:t>
+      </w:r>
+      <w:proofErr w:type="spellStart"/>
+      <w:r>
+        <w:t>общност</w:t>
+      </w:r>
+      <w:proofErr w:type="spellEnd"/>
+      <w:r>
+        <w:t>.</w:t>
+      </w:r>
+    </w:p>
+    <w:p>
+      <w:pPr>
+        <w:spacing w:line="360" w:lineRule="auto"/>
+        <w:ind w:firstLine="709"/>
+        <w:jc w:val="both"/>
+      </w:pPr>
+    </w:p>
+    <w:p>
+      <w:pPr>
+        <w:spacing w:before="100" w:beforeAutospacing="1" w:after="100" w:afterAutospacing="1" w:line="360" w:lineRule="auto"/>
+        <w:ind w:firstLine="709"/>
+        <w:outlineLvl w:val="1"/>
+        <w:rPr>
+          <w:rFonts w:cs="Times New Roman"/>
+          <w:b/>
+          <w:bCs/>
+          <w:sz w:val="28"/>
+          <w:szCs w:val="28"/>
+          <w:lang w:val="bg-BG" w:eastAsia="bg-BG"/>
+        </w:rPr>
+      </w:pPr>
+    </w:p>
+    <w:p>
+      <w:pPr>
+        <w:spacing w:before="100" w:beforeAutospacing="1" w:after="100" w:afterAutospacing="1" w:line="360" w:lineRule="auto"/>
+        <w:ind w:firstLine="709"/>
+        <w:outlineLvl w:val="1"/>
+        <w:rPr>
+          <w:rFonts w:cs="Times New Roman"/>
+          <w:b/>
+          <w:bCs/>
+          <w:sz w:val="28"/>
+          <w:szCs w:val="28"/>
+          <w:lang w:val="bg-BG" w:eastAsia="bg-BG"/>
+        </w:rPr>
+      </w:pPr>
+    </w:p>
+    <w:p>
+      <w:pPr>
+        <w:spacing w:before="100" w:beforeAutospacing="1" w:after="100" w:afterAutospacing="1" w:line="360" w:lineRule="auto"/>
+        <w:ind w:firstLine="709"/>
+        <w:outlineLvl w:val="1"/>
+        <w:rPr>
+          <w:rFonts w:cs="Times New Roman"/>
+          <w:b/>
+          <w:bCs/>
+          <w:sz w:val="28"/>
+          <w:szCs w:val="28"/>
+          <w:lang w:val="bg-BG" w:eastAsia="bg-BG"/>
+        </w:rPr>
+      </w:pPr>
+      <w:r>
+        <w:rPr>
+          <w:rFonts w:cs="Times New Roman"/>
+          <w:b/>
+          <w:bCs/>
+          <w:sz w:val="28"/>
+          <w:szCs w:val="28"/>
+          <w:lang w:val="bg-BG" w:eastAsia="bg-BG"/>
+        </w:rPr>
         <w:lastRenderedPageBreak/>
-        <w:t>Резултатите от тестването показват, че системата функционира стабилно и надеждно. Страниците се зареждат бързо, а работата с интерфейса е интуитивна и лесна за потребителите. Това прави системата подходяща за реално използване в училищна среда.</w:t>
-      </w:r>
-    </w:p>
-    <w:p>
-      <w:pPr>
-        <w:spacing w:before="100" w:beforeAutospacing="1" w:after="100" w:afterAutospacing="1" w:line="360" w:lineRule="auto"/>
-        <w:ind w:firstLine="709"/>
-        <w:jc w:val="both"/>
-        <w:rPr>
-          <w:rFonts w:cs="Times New Roman"/>
-          <w:lang w:val="bg-BG" w:eastAsia="bg-BG"/>
-        </w:rPr>
-      </w:pPr>
-      <w:r>
-        <w:rPr>
-          <w:rFonts w:cs="Times New Roman"/>
-          <w:lang w:val="bg-BG" w:eastAsia="bg-BG"/>
-        </w:rPr>
-        <w:t>Разработването на собствена система вместо използване на готова външна платформа има редица предимства. На първо място, системата може да бъде адаптирана към конкретните нужди на училището. Освен това тя може да бъде разширявана и подобрявана в бъдеще чрез добавяне на нови функционалности.</w:t>
-      </w:r>
-    </w:p>
-    <w:p>
-      <w:pPr>
-        <w:spacing w:before="100" w:beforeAutospacing="1" w:after="100" w:afterAutospacing="1" w:line="360" w:lineRule="auto"/>
-        <w:ind w:firstLine="709"/>
-        <w:jc w:val="both"/>
-        <w:rPr>
-          <w:rFonts w:cs="Times New Roman"/>
-          <w:lang w:val="bg-BG" w:eastAsia="bg-BG"/>
-        </w:rPr>
-      </w:pPr>
-      <w:proofErr w:type="spellStart"/>
-      <w:r>
-        <w:t>Сред</w:t>
-      </w:r>
-      <w:proofErr w:type="spellEnd"/>
-      <w:r>
+        <w:t>Връзка към проекта</w:t>
+      </w:r>
+    </w:p>
+    <w:p>
+      <w:pPr>
+        <w:spacing w:before="100" w:beforeAutospacing="1" w:after="100" w:afterAutospacing="1" w:line="360" w:lineRule="auto"/>
+        <w:ind w:firstLine="709"/>
+        <w:jc w:val="both"/>
+        <w:rPr>
+          <w:rFonts w:cs="Times New Roman"/>
+          <w:lang w:val="bg-BG" w:eastAsia="bg-BG"/>
+        </w:rPr>
+      </w:pPr>
+      <w:r>
+        <w:rPr>
+          <w:rFonts w:cs="Times New Roman"/>
+          <w:lang w:val="bg-BG" w:eastAsia="bg-BG"/>
+        </w:rPr>
+        <w:t xml:space="preserve">Проектът е разработен като уеб приложение за управление на училищни събития и е достъпен онлайн чрез платформата </w:t>
+      </w:r>
+      <w:proofErr w:type="spellStart"/>
+      <w:r>
+        <w:rPr>
+          <w:rFonts w:cs="Times New Roman"/>
+          <w:lang w:val="bg-BG" w:eastAsia="bg-BG"/>
+        </w:rPr>
+        <w:t>GitHub</w:t>
+      </w:r>
+      <w:proofErr w:type="spellEnd"/>
+      <w:r>
+        <w:rPr>
+          <w:rFonts w:cs="Times New Roman"/>
+          <w:lang w:val="bg-BG" w:eastAsia="bg-BG"/>
+        </w:rPr>
+        <w:t>.</w:t>
+      </w:r>
+    </w:p>
+    <w:p>
+      <w:pPr>
+        <w:spacing w:before="100" w:beforeAutospacing="1" w:after="100" w:afterAutospacing="1" w:line="360" w:lineRule="auto"/>
+        <w:ind w:firstLine="709"/>
+        <w:jc w:val="both"/>
+        <w:rPr>
+          <w:rFonts w:cs="Times New Roman"/>
+          <w:lang w:val="bg-BG" w:eastAsia="bg-BG"/>
+        </w:rPr>
+      </w:pPr>
+      <w:r>
+        <w:rPr>
+          <w:rFonts w:cs="Times New Roman"/>
+          <w:lang w:val="bg-BG" w:eastAsia="bg-BG"/>
+        </w:rPr>
+        <w:t>Пълният изходен код на системата може да бъде разгледан на следния адрес:</w:t>
+      </w:r>
+      <w:r>
+        <w:rPr>
+          <w:rFonts w:cs="Times New Roman"/>
+          <w:lang w:val="bg-BG" w:eastAsia="bg-BG"/>
+        </w:rPr>
+        <w:br/>
+      </w:r>
+      <w:hyperlink r:id="rId6" w:tgtFrame="_new" w:history="1">
+        <w:r>
+          <w:rPr>
+            <w:rFonts w:cs="Times New Roman"/>
+            <w:color w:val="0000FF"/>
+            <w:u w:val="single"/>
+            <w:lang w:val="bg-BG" w:eastAsia="bg-BG"/>
+          </w:rPr>
+          <w:t>https://github.com/Dimityr7777/SchoolEvents</w:t>
+        </w:r>
+      </w:hyperlink>
+    </w:p>
+    <w:p>
+      <w:pPr>
+        <w:spacing w:before="100" w:beforeAutospacing="1" w:after="100" w:afterAutospacing="1" w:line="360" w:lineRule="auto"/>
+        <w:ind w:firstLine="709"/>
+        <w:jc w:val="both"/>
+        <w:rPr>
+          <w:rFonts w:cs="Times New Roman"/>
+          <w:lang w:val="bg-BG" w:eastAsia="bg-BG"/>
+        </w:rPr>
+      </w:pPr>
+      <w:r>
+        <w:rPr>
+          <w:rFonts w:cs="Times New Roman"/>
+          <w:lang w:val="bg-BG" w:eastAsia="bg-BG"/>
+        </w:rPr>
+        <w:t xml:space="preserve">Проектът може да бъде изтеглен и стартиран в локална среда чрез </w:t>
+      </w:r>
+      <w:proofErr w:type="spellStart"/>
+      <w:r>
+        <w:rPr>
+          <w:rFonts w:cs="Times New Roman"/>
+          <w:lang w:val="bg-BG" w:eastAsia="bg-BG"/>
+        </w:rPr>
+        <w:t>Visual</w:t>
+      </w:r>
+      <w:proofErr w:type="spellEnd"/>
+      <w:r>
+        <w:rPr>
+          <w:rFonts w:cs="Times New Roman"/>
+          <w:lang w:val="bg-BG" w:eastAsia="bg-BG"/>
+        </w:rPr>
         <w:t xml:space="preserve"> </w:t>
       </w:r>
       <w:proofErr w:type="spellStart"/>
       <w:r>
-        <w:t>потенциалните</w:t>
-      </w:r>
-      <w:proofErr w:type="spellEnd"/>
-      <w:r>
-        <w:t xml:space="preserve"> </w:t>
-      </w:r>
-      <w:proofErr w:type="spellStart"/>
-      <w:r>
-        <w:t>подобрения</w:t>
-      </w:r>
-      <w:proofErr w:type="spellEnd"/>
-      <w:r>
-        <w:t xml:space="preserve"> </w:t>
-      </w:r>
-      <w:proofErr w:type="spellStart"/>
-      <w:r>
-        <w:t>могат</w:t>
-      </w:r>
-      <w:proofErr w:type="spellEnd"/>
-      <w:r>
-        <w:t xml:space="preserve"> </w:t>
-      </w:r>
-      <w:proofErr w:type="spellStart"/>
-      <w:r>
-        <w:t>да</w:t>
-      </w:r>
-      <w:proofErr w:type="spellEnd"/>
-      <w:r>
-        <w:t xml:space="preserve"> </w:t>
-      </w:r>
-      <w:proofErr w:type="spellStart"/>
-      <w:r>
-        <w:t>бъдат</w:t>
-      </w:r>
-      <w:proofErr w:type="spellEnd"/>
-      <w:r>
-        <w:t xml:space="preserve"> </w:t>
-      </w:r>
-      <w:proofErr w:type="spellStart"/>
-      <w:r>
-        <w:t>добавяне</w:t>
-      </w:r>
-      <w:proofErr w:type="spellEnd"/>
-      <w:r>
-        <w:t xml:space="preserve"> </w:t>
-      </w:r>
-      <w:proofErr w:type="spellStart"/>
-      <w:r>
-        <w:t>на</w:t>
-      </w:r>
-      <w:proofErr w:type="spellEnd"/>
-      <w:r>
-        <w:t xml:space="preserve"> </w:t>
-      </w:r>
-      <w:proofErr w:type="spellStart"/>
-      <w:r>
-        <w:t>разширени</w:t>
-      </w:r>
-      <w:proofErr w:type="spellEnd"/>
-      <w:r>
-        <w:t xml:space="preserve"> </w:t>
-      </w:r>
-      <w:proofErr w:type="spellStart"/>
-      <w:r>
-        <w:t>статистики</w:t>
-      </w:r>
-      <w:proofErr w:type="spellEnd"/>
-      <w:r>
-        <w:t xml:space="preserve"> </w:t>
-      </w:r>
-      <w:proofErr w:type="spellStart"/>
-      <w:r>
-        <w:t>за</w:t>
-      </w:r>
-      <w:proofErr w:type="spellEnd"/>
-      <w:r>
-        <w:t xml:space="preserve"> </w:t>
-      </w:r>
-      <w:proofErr w:type="spellStart"/>
-      <w:r>
-        <w:t>активността</w:t>
-      </w:r>
-      <w:proofErr w:type="spellEnd"/>
-      <w:r>
-        <w:t xml:space="preserve"> в </w:t>
-      </w:r>
-      <w:proofErr w:type="spellStart"/>
-      <w:r>
-        <w:t>системата</w:t>
-      </w:r>
-      <w:proofErr w:type="spellEnd"/>
-      <w:r>
-        <w:t xml:space="preserve">, </w:t>
-      </w:r>
-      <w:proofErr w:type="spellStart"/>
-      <w:r>
-        <w:t>възможност</w:t>
-      </w:r>
-      <w:proofErr w:type="spellEnd"/>
-      <w:r>
-        <w:t xml:space="preserve"> </w:t>
-      </w:r>
-      <w:proofErr w:type="spellStart"/>
-      <w:r>
-        <w:t>за</w:t>
-      </w:r>
-      <w:proofErr w:type="spellEnd"/>
-      <w:r>
-        <w:t xml:space="preserve"> </w:t>
-      </w:r>
-      <w:proofErr w:type="spellStart"/>
-      <w:r>
-        <w:t>качване</w:t>
-      </w:r>
-      <w:proofErr w:type="spellEnd"/>
-      <w:r>
-        <w:t xml:space="preserve"> </w:t>
-      </w:r>
-      <w:proofErr w:type="spellStart"/>
-      <w:r>
-        <w:t>на</w:t>
-      </w:r>
-      <w:proofErr w:type="spellEnd"/>
-      <w:r>
-        <w:t xml:space="preserve"> </w:t>
-      </w:r>
-      <w:proofErr w:type="spellStart"/>
-      <w:r>
-        <w:t>повече</w:t>
-      </w:r>
-      <w:proofErr w:type="spellEnd"/>
-      <w:r>
-        <w:t xml:space="preserve"> </w:t>
-      </w:r>
-      <w:proofErr w:type="spellStart"/>
-      <w:r>
-        <w:t>мултимедийно</w:t>
-      </w:r>
-      <w:proofErr w:type="spellEnd"/>
-      <w:r>
-        <w:t xml:space="preserve"> </w:t>
-      </w:r>
-      <w:proofErr w:type="spellStart"/>
-      <w:r>
-        <w:t>съдържание</w:t>
-      </w:r>
-      <w:proofErr w:type="spellEnd"/>
-      <w:r>
-        <w:t xml:space="preserve">, </w:t>
-      </w:r>
-      <w:proofErr w:type="spellStart"/>
-      <w:r>
-        <w:t>както</w:t>
-      </w:r>
-      <w:proofErr w:type="spellEnd"/>
-      <w:r>
-        <w:t xml:space="preserve"> и </w:t>
-      </w:r>
-      <w:proofErr w:type="spellStart"/>
-      <w:r>
-        <w:t>подобряване</w:t>
-      </w:r>
-      <w:proofErr w:type="spellEnd"/>
-      <w:r>
-        <w:t xml:space="preserve"> </w:t>
-      </w:r>
-      <w:proofErr w:type="spellStart"/>
-      <w:r>
-        <w:t>на</w:t>
-      </w:r>
-      <w:proofErr w:type="spellEnd"/>
-      <w:r>
-        <w:t xml:space="preserve"> </w:t>
-      </w:r>
-      <w:proofErr w:type="spellStart"/>
-      <w:r>
-        <w:t>административния</w:t>
-      </w:r>
-      <w:proofErr w:type="spellEnd"/>
-      <w:r>
-        <w:t xml:space="preserve"> </w:t>
-      </w:r>
-      <w:proofErr w:type="spellStart"/>
-      <w:r>
-        <w:t>интерфейс</w:t>
-      </w:r>
-      <w:proofErr w:type="spellEnd"/>
-      <w:r>
-        <w:t xml:space="preserve"> </w:t>
-      </w:r>
-      <w:proofErr w:type="spellStart"/>
-      <w:r>
-        <w:t>за</w:t>
-      </w:r>
-      <w:proofErr w:type="spellEnd"/>
-      <w:r>
-        <w:t xml:space="preserve"> </w:t>
-      </w:r>
-      <w:proofErr w:type="spellStart"/>
-      <w:r>
-        <w:t>по-лесно</w:t>
-      </w:r>
-      <w:proofErr w:type="spellEnd"/>
-      <w:r>
-        <w:t xml:space="preserve"> </w:t>
-      </w:r>
-      <w:proofErr w:type="spellStart"/>
-      <w:r>
-        <w:t>управление</w:t>
-      </w:r>
-      <w:proofErr w:type="spellEnd"/>
-      <w:r>
-        <w:t xml:space="preserve"> </w:t>
-      </w:r>
-      <w:proofErr w:type="spellStart"/>
-      <w:r>
-        <w:t>на</w:t>
-      </w:r>
-      <w:proofErr w:type="spellEnd"/>
-      <w:r>
-        <w:t xml:space="preserve"> </w:t>
-      </w:r>
-      <w:proofErr w:type="spellStart"/>
-      <w:r>
-        <w:t>публикуваната</w:t>
-      </w:r>
-      <w:proofErr w:type="spellEnd"/>
-      <w:r>
-        <w:t xml:space="preserve"> </w:t>
-      </w:r>
-      <w:proofErr w:type="spellStart"/>
-      <w:r>
-        <w:t>информация</w:t>
-      </w:r>
-      <w:proofErr w:type="spellEnd"/>
-      <w:r>
-        <w:t>.</w:t>
+        <w:rPr>
+          <w:rFonts w:cs="Times New Roman"/>
+          <w:lang w:val="bg-BG" w:eastAsia="bg-BG"/>
+        </w:rPr>
+        <w:t>Studio</w:t>
+      </w:r>
+      <w:proofErr w:type="spellEnd"/>
+      <w:r>
+        <w:rPr>
+          <w:rFonts w:cs="Times New Roman"/>
+          <w:lang w:val="bg-BG" w:eastAsia="bg-BG"/>
+        </w:rPr>
+        <w:t>, като е необходимо създаване на база данни чрез изпълнение на съответните миграции.</w:t>
       </w:r>
     </w:p>
     <w:p>
@@ -17405,310 +17943,11 @@
         <w:ind w:firstLine="709"/>
         <w:jc w:val="both"/>
       </w:pPr>
-      <w:r>
-        <w:t xml:space="preserve">В </w:t>
-      </w:r>
-      <w:proofErr w:type="spellStart"/>
-      <w:r>
-        <w:t>заключение</w:t>
-      </w:r>
-      <w:proofErr w:type="spellEnd"/>
-      <w:r>
-        <w:t xml:space="preserve"> </w:t>
-      </w:r>
-      <w:proofErr w:type="spellStart"/>
-      <w:r>
-        <w:t>може</w:t>
-      </w:r>
-      <w:proofErr w:type="spellEnd"/>
-      <w:r>
-        <w:t xml:space="preserve"> </w:t>
-      </w:r>
-      <w:proofErr w:type="spellStart"/>
-      <w:r>
-        <w:t>да</w:t>
-      </w:r>
-      <w:proofErr w:type="spellEnd"/>
-      <w:r>
-        <w:t xml:space="preserve"> </w:t>
-      </w:r>
-      <w:proofErr w:type="spellStart"/>
-      <w:r>
-        <w:t>се</w:t>
-      </w:r>
-      <w:proofErr w:type="spellEnd"/>
-      <w:r>
-        <w:t xml:space="preserve"> </w:t>
-      </w:r>
-      <w:proofErr w:type="spellStart"/>
-      <w:r>
-        <w:t>каже</w:t>
-      </w:r>
-      <w:proofErr w:type="spellEnd"/>
-      <w:r>
-        <w:t xml:space="preserve">, </w:t>
-      </w:r>
-      <w:proofErr w:type="spellStart"/>
-      <w:r>
-        <w:t>че</w:t>
-      </w:r>
-      <w:proofErr w:type="spellEnd"/>
-      <w:r>
-        <w:t xml:space="preserve"> </w:t>
-      </w:r>
-      <w:proofErr w:type="spellStart"/>
-      <w:r>
-        <w:t>разработената</w:t>
-      </w:r>
-      <w:proofErr w:type="spellEnd"/>
-      <w:r>
-        <w:t xml:space="preserve"> </w:t>
-      </w:r>
-      <w:proofErr w:type="spellStart"/>
-      <w:r>
-        <w:t>информационна</w:t>
-      </w:r>
-      <w:proofErr w:type="spellEnd"/>
-      <w:r>
-        <w:t xml:space="preserve"> </w:t>
-      </w:r>
-      <w:proofErr w:type="spellStart"/>
-      <w:r>
-        <w:t>система</w:t>
-      </w:r>
-      <w:proofErr w:type="spellEnd"/>
-      <w:r>
-        <w:t xml:space="preserve"> </w:t>
-      </w:r>
-      <w:proofErr w:type="spellStart"/>
-      <w:r>
-        <w:t>успешно</w:t>
-      </w:r>
-      <w:proofErr w:type="spellEnd"/>
-      <w:r>
-        <w:t xml:space="preserve"> </w:t>
-      </w:r>
-      <w:proofErr w:type="spellStart"/>
-      <w:r>
-        <w:t>изпълнява</w:t>
-      </w:r>
-      <w:proofErr w:type="spellEnd"/>
-      <w:r>
-        <w:t xml:space="preserve"> </w:t>
-      </w:r>
-      <w:proofErr w:type="spellStart"/>
-      <w:r>
-        <w:t>поставените</w:t>
-      </w:r>
-      <w:proofErr w:type="spellEnd"/>
-      <w:r>
-        <w:t xml:space="preserve"> </w:t>
-      </w:r>
-      <w:proofErr w:type="spellStart"/>
-      <w:r>
-        <w:t>цели</w:t>
-      </w:r>
-      <w:proofErr w:type="spellEnd"/>
-      <w:r>
-        <w:t xml:space="preserve"> и </w:t>
-      </w:r>
-      <w:proofErr w:type="spellStart"/>
-      <w:r>
-        <w:t>предоставя</w:t>
-      </w:r>
-      <w:proofErr w:type="spellEnd"/>
-      <w:r>
-        <w:t xml:space="preserve"> </w:t>
-      </w:r>
-      <w:proofErr w:type="spellStart"/>
-      <w:r>
-        <w:t>ефективно</w:t>
-      </w:r>
-      <w:proofErr w:type="spellEnd"/>
-      <w:r>
-        <w:t xml:space="preserve"> </w:t>
-      </w:r>
-      <w:proofErr w:type="spellStart"/>
-      <w:r>
-        <w:t>решение</w:t>
-      </w:r>
-      <w:proofErr w:type="spellEnd"/>
-      <w:r>
-        <w:t xml:space="preserve"> </w:t>
-      </w:r>
-      <w:proofErr w:type="spellStart"/>
-      <w:r>
-        <w:t>за</w:t>
-      </w:r>
-      <w:proofErr w:type="spellEnd"/>
-      <w:r>
-        <w:t xml:space="preserve"> </w:t>
-      </w:r>
-      <w:proofErr w:type="spellStart"/>
-      <w:r>
-        <w:t>управление</w:t>
-      </w:r>
-      <w:proofErr w:type="spellEnd"/>
-      <w:r>
-        <w:t xml:space="preserve"> </w:t>
-      </w:r>
-      <w:proofErr w:type="spellStart"/>
-      <w:r>
-        <w:t>на</w:t>
-      </w:r>
-      <w:proofErr w:type="spellEnd"/>
-      <w:r>
-        <w:t xml:space="preserve"> </w:t>
-      </w:r>
-      <w:proofErr w:type="spellStart"/>
-      <w:r>
-        <w:t>училищни</w:t>
-      </w:r>
-      <w:proofErr w:type="spellEnd"/>
-      <w:r>
-        <w:t xml:space="preserve"> </w:t>
-      </w:r>
-      <w:proofErr w:type="spellStart"/>
-      <w:r>
-        <w:t>събития</w:t>
-      </w:r>
-      <w:proofErr w:type="spellEnd"/>
-      <w:r>
-        <w:t xml:space="preserve">, </w:t>
-      </w:r>
-      <w:proofErr w:type="spellStart"/>
-      <w:r>
-        <w:t>новини</w:t>
-      </w:r>
-      <w:proofErr w:type="spellEnd"/>
-      <w:r>
-        <w:t xml:space="preserve"> и </w:t>
-      </w:r>
-      <w:proofErr w:type="spellStart"/>
-      <w:r>
-        <w:t>комуникация</w:t>
-      </w:r>
-      <w:proofErr w:type="spellEnd"/>
-      <w:r>
-        <w:t xml:space="preserve">. </w:t>
-      </w:r>
-      <w:proofErr w:type="spellStart"/>
-      <w:r>
-        <w:t>Системата</w:t>
-      </w:r>
-      <w:proofErr w:type="spellEnd"/>
-      <w:r>
-        <w:t xml:space="preserve"> </w:t>
-      </w:r>
-      <w:proofErr w:type="spellStart"/>
-      <w:r>
-        <w:t>допринася</w:t>
-      </w:r>
-      <w:proofErr w:type="spellEnd"/>
-      <w:r>
-        <w:t xml:space="preserve"> </w:t>
-      </w:r>
-      <w:proofErr w:type="spellStart"/>
-      <w:r>
-        <w:t>за</w:t>
-      </w:r>
-      <w:proofErr w:type="spellEnd"/>
-      <w:r>
-        <w:t xml:space="preserve"> </w:t>
-      </w:r>
-      <w:proofErr w:type="spellStart"/>
-      <w:r>
-        <w:t>по-добра</w:t>
-      </w:r>
-      <w:proofErr w:type="spellEnd"/>
-      <w:r>
-        <w:t xml:space="preserve"> </w:t>
-      </w:r>
-      <w:proofErr w:type="spellStart"/>
-      <w:r>
-        <w:t>организация</w:t>
-      </w:r>
-      <w:proofErr w:type="spellEnd"/>
-      <w:r>
-        <w:t xml:space="preserve"> </w:t>
-      </w:r>
-      <w:proofErr w:type="spellStart"/>
-      <w:r>
-        <w:t>на</w:t>
-      </w:r>
-      <w:proofErr w:type="spellEnd"/>
-      <w:r>
-        <w:t xml:space="preserve"> </w:t>
-      </w:r>
-      <w:proofErr w:type="spellStart"/>
-      <w:r>
-        <w:t>информацията</w:t>
-      </w:r>
-      <w:proofErr w:type="spellEnd"/>
-      <w:r>
-        <w:t xml:space="preserve"> и </w:t>
-      </w:r>
-      <w:proofErr w:type="spellStart"/>
-      <w:r>
-        <w:t>улеснява</w:t>
-      </w:r>
-      <w:proofErr w:type="spellEnd"/>
-      <w:r>
-        <w:t xml:space="preserve"> </w:t>
-      </w:r>
-      <w:proofErr w:type="spellStart"/>
-      <w:r>
-        <w:t>комуникацията</w:t>
-      </w:r>
-      <w:proofErr w:type="spellEnd"/>
-      <w:r>
-        <w:t xml:space="preserve"> </w:t>
-      </w:r>
-      <w:proofErr w:type="spellStart"/>
-      <w:r>
-        <w:t>между</w:t>
-      </w:r>
-      <w:proofErr w:type="spellEnd"/>
-      <w:r>
-        <w:t xml:space="preserve"> </w:t>
-      </w:r>
-      <w:proofErr w:type="spellStart"/>
-      <w:r>
-        <w:t>училището</w:t>
-      </w:r>
-      <w:proofErr w:type="spellEnd"/>
-      <w:r>
-        <w:t xml:space="preserve"> и </w:t>
-      </w:r>
-      <w:proofErr w:type="spellStart"/>
-      <w:r>
-        <w:t>неговата</w:t>
-      </w:r>
-      <w:proofErr w:type="spellEnd"/>
-      <w:r>
-        <w:t xml:space="preserve"> </w:t>
-      </w:r>
-      <w:proofErr w:type="spellStart"/>
-      <w:r>
-        <w:t>общност</w:t>
-      </w:r>
-      <w:proofErr w:type="spellEnd"/>
-      <w:r>
-        <w:t>.</w:t>
-      </w:r>
-    </w:p>
-    <w:p>
-      <w:pPr>
-        <w:spacing w:line="360" w:lineRule="auto"/>
-        <w:ind w:firstLine="709"/>
-        <w:jc w:val="both"/>
-      </w:pPr>
-    </w:p>
-    <w:p>
-      <w:pPr>
-        <w:spacing w:before="100" w:beforeAutospacing="1" w:after="100" w:afterAutospacing="1" w:line="360" w:lineRule="auto"/>
-        <w:ind w:firstLine="709"/>
-        <w:jc w:val="both"/>
+    </w:p>
+    <w:p>
+      <w:pPr>
+        <w:spacing w:before="100" w:beforeAutospacing="1" w:after="100" w:afterAutospacing="1" w:line="360" w:lineRule="auto"/>
+        <w:ind w:firstLine="709"/>
         <w:outlineLvl w:val="0"/>
         <w:rPr>
           <w:rFonts w:cs="Times New Roman"/>
@@ -17724,7 +17963,6 @@
       <w:pPr>
         <w:spacing w:before="100" w:beforeAutospacing="1" w:after="100" w:afterAutospacing="1" w:line="360" w:lineRule="auto"/>
         <w:ind w:firstLine="709"/>
-        <w:jc w:val="both"/>
         <w:outlineLvl w:val="0"/>
         <w:rPr>
           <w:rFonts w:cs="Times New Roman"/>
@@ -17740,7 +17978,6 @@
       <w:pPr>
         <w:spacing w:before="100" w:beforeAutospacing="1" w:after="100" w:afterAutospacing="1" w:line="360" w:lineRule="auto"/>
         <w:ind w:firstLine="709"/>
-        <w:jc w:val="both"/>
         <w:outlineLvl w:val="0"/>
         <w:rPr>
           <w:rFonts w:cs="Times New Roman"/>
@@ -17756,7 +17993,6 @@
       <w:pPr>
         <w:spacing w:before="100" w:beforeAutospacing="1" w:after="100" w:afterAutospacing="1" w:line="360" w:lineRule="auto"/>
         <w:ind w:firstLine="709"/>
-        <w:jc w:val="both"/>
         <w:outlineLvl w:val="0"/>
         <w:rPr>
           <w:rFonts w:cs="Times New Roman"/>
@@ -17772,7 +18008,6 @@
       <w:pPr>
         <w:spacing w:before="100" w:beforeAutospacing="1" w:after="100" w:afterAutospacing="1" w:line="360" w:lineRule="auto"/>
         <w:ind w:firstLine="709"/>
-        <w:jc w:val="both"/>
         <w:outlineLvl w:val="0"/>
         <w:rPr>
           <w:rFonts w:cs="Times New Roman"/>
@@ -17788,7 +18023,6 @@
       <w:pPr>
         <w:spacing w:before="100" w:beforeAutospacing="1" w:after="100" w:afterAutospacing="1" w:line="360" w:lineRule="auto"/>
         <w:ind w:firstLine="709"/>
-        <w:jc w:val="both"/>
         <w:outlineLvl w:val="0"/>
         <w:rPr>
           <w:rFonts w:cs="Times New Roman"/>
@@ -17803,7 +18037,82 @@
     <w:p>
       <w:pPr>
         <w:spacing w:before="100" w:beforeAutospacing="1" w:after="100" w:afterAutospacing="1" w:line="360" w:lineRule="auto"/>
-        <w:jc w:val="both"/>
+        <w:ind w:firstLine="709"/>
+        <w:outlineLvl w:val="0"/>
+        <w:rPr>
+          <w:rFonts w:cs="Times New Roman"/>
+          <w:b/>
+          <w:bCs/>
+          <w:kern w:val="36"/>
+          <w:szCs w:val="36"/>
+          <w:lang w:val="bg-BG" w:eastAsia="bg-BG"/>
+        </w:rPr>
+      </w:pPr>
+    </w:p>
+    <w:p>
+      <w:pPr>
+        <w:spacing w:before="100" w:beforeAutospacing="1" w:after="100" w:afterAutospacing="1" w:line="360" w:lineRule="auto"/>
+        <w:ind w:firstLine="709"/>
+        <w:outlineLvl w:val="0"/>
+        <w:rPr>
+          <w:rFonts w:cs="Times New Roman"/>
+          <w:b/>
+          <w:bCs/>
+          <w:kern w:val="36"/>
+          <w:szCs w:val="36"/>
+          <w:lang w:val="bg-BG" w:eastAsia="bg-BG"/>
+        </w:rPr>
+      </w:pPr>
+    </w:p>
+    <w:p>
+      <w:pPr>
+        <w:spacing w:before="100" w:beforeAutospacing="1" w:after="100" w:afterAutospacing="1" w:line="360" w:lineRule="auto"/>
+        <w:ind w:firstLine="709"/>
+        <w:outlineLvl w:val="0"/>
+        <w:rPr>
+          <w:rFonts w:cs="Times New Roman"/>
+          <w:b/>
+          <w:bCs/>
+          <w:kern w:val="36"/>
+          <w:szCs w:val="36"/>
+          <w:lang w:val="bg-BG" w:eastAsia="bg-BG"/>
+        </w:rPr>
+      </w:pPr>
+    </w:p>
+    <w:p>
+      <w:pPr>
+        <w:spacing w:before="100" w:beforeAutospacing="1" w:after="100" w:afterAutospacing="1" w:line="360" w:lineRule="auto"/>
+        <w:ind w:firstLine="709"/>
+        <w:outlineLvl w:val="0"/>
+        <w:rPr>
+          <w:rFonts w:cs="Times New Roman"/>
+          <w:b/>
+          <w:bCs/>
+          <w:kern w:val="36"/>
+          <w:szCs w:val="36"/>
+          <w:lang w:val="bg-BG" w:eastAsia="bg-BG"/>
+        </w:rPr>
+      </w:pPr>
+    </w:p>
+    <w:p>
+      <w:pPr>
+        <w:spacing w:before="100" w:beforeAutospacing="1" w:after="100" w:afterAutospacing="1" w:line="360" w:lineRule="auto"/>
+        <w:ind w:firstLine="709"/>
+        <w:outlineLvl w:val="0"/>
+        <w:rPr>
+          <w:rFonts w:cs="Times New Roman"/>
+          <w:b/>
+          <w:bCs/>
+          <w:kern w:val="36"/>
+          <w:szCs w:val="36"/>
+          <w:lang w:val="bg-BG" w:eastAsia="bg-BG"/>
+        </w:rPr>
+      </w:pPr>
+    </w:p>
+    <w:p>
+      <w:pPr>
+        <w:spacing w:before="100" w:beforeAutospacing="1" w:after="100" w:afterAutospacing="1" w:line="360" w:lineRule="auto"/>
+        <w:ind w:firstLine="709"/>
         <w:outlineLvl w:val="0"/>
         <w:rPr>
           <w:rFonts w:cs="Times New Roman"/>
@@ -17940,7 +18249,7 @@
         </w:rPr>
         <w:br/>
       </w:r>
-      <w:hyperlink r:id="rId6" w:tgtFrame="_new" w:history="1">
+      <w:hyperlink r:id="rId7" w:tgtFrame="_new" w:history="1">
         <w:r>
           <w:rPr>
             <w:rFonts w:cs="Times New Roman"/>
@@ -18033,7 +18342,7 @@
         </w:rPr>
         <w:br/>
       </w:r>
-      <w:hyperlink r:id="rId7" w:tgtFrame="_new" w:history="1">
+      <w:hyperlink r:id="rId8" w:tgtFrame="_new" w:history="1">
         <w:r>
           <w:rPr>
             <w:rFonts w:cs="Times New Roman"/>
@@ -18137,7 +18446,7 @@
         </w:rPr>
         <w:br/>
       </w:r>
-      <w:hyperlink r:id="rId8" w:tgtFrame="_new" w:history="1">
+      <w:hyperlink r:id="rId9" w:tgtFrame="_new" w:history="1">
         <w:r>
           <w:rPr>
             <w:rFonts w:cs="Times New Roman"/>
